--- a/templates/3. รายงานการประชุมแบบรูปรายการ_template.docx
+++ b/templates/3. รายงานการประชุมแบบรูปรายการ_template.docx
@@ -1275,131 +1275,7 @@
           <w:cs/>
         </w:rPr>
         <w:tab/>
-        <w:t xml:space="preserve">     </w:t>
-      </w:r>
-      <w:r>
-        <w:rPr>
-          <w:rFonts w:ascii="TH SarabunIT๙" w:hAnsi="TH SarabunIT๙" w:cs="TH SarabunIT๙"/>
-          <w:color w:val="000000"/>
-          <w:sz w:val="32"/>
-          <w:szCs w:val="32"/>
-          <w:cs/>
-        </w:rPr>
-        <w:t>ได้แต่งตั้งคณะกรรมการจัดทำแบบรูปรายการงานก่อสร้าง สำหรับ</w:t>
-      </w:r>
-      <w:r>
-        <w:rPr>
-          <w:rFonts w:ascii="TH SarabunIT๙" w:hAnsi="TH SarabunIT๙" w:cs="TH SarabunIT๙"/>
-          <w:snapToGrid w:val="0"/>
-          <w:color w:val="000000"/>
-          <w:sz w:val="32"/>
-          <w:szCs w:val="32"/>
-          <w:cs/>
-          <w:lang w:eastAsia="th-TH"/>
-        </w:rPr>
-        <w:t xml:space="preserve">โครงการ[ชื่อโครงการ] </w:t>
-      </w:r>
-      <w:r>
-        <w:rPr>
-          <w:rFonts w:ascii="TH SarabunIT๙" w:hAnsi="TH SarabunIT๙" w:cs="TH SarabunIT๙" w:hint="cs"/>
-          <w:snapToGrid w:val="0"/>
-          <w:color w:val="000000"/>
-          <w:sz w:val="32"/>
-          <w:szCs w:val="32"/>
-          <w:cs/>
-          <w:lang w:eastAsia="th-TH"/>
-        </w:rPr>
-      </w:r>
-      <w:r>
-        <w:rPr>
-          <w:rFonts w:ascii="TH SarabunIT๙" w:hAnsi="TH SarabunIT๙" w:cs="TH SarabunIT๙" w:hint="cs"/>
-          <w:snapToGrid w:val="0"/>
-          <w:color w:val="000000"/>
-          <w:sz w:val="32"/>
-          <w:szCs w:val="32"/>
-          <w:cs/>
-          <w:lang w:eastAsia="th-TH"/>
-        </w:rPr>
-      </w:r>
-      <w:r>
-        <w:rPr>
-          <w:rFonts w:ascii="TH SarabunIT๙" w:hAnsi="TH SarabunIT๙" w:cs="TH SarabunIT๙" w:hint="cs"/>
-          <w:snapToGrid w:val="0"/>
-          <w:color w:val="000000"/>
-          <w:sz w:val="32"/>
-          <w:szCs w:val="32"/>
-          <w:cs/>
-          <w:lang w:eastAsia="th-TH"/>
-        </w:rPr>
-      </w:r>
-      <w:r>
-        <w:rPr>
-          <w:rFonts w:ascii="TH SarabunIT๙" w:hAnsi="TH SarabunIT๙" w:cs="TH SarabunIT๙" w:hint="cs"/>
-          <w:color w:val="000000"/>
-          <w:sz w:val="32"/>
-          <w:szCs w:val="32"/>
-          <w:cs/>
-        </w:rPr>
-        <w:t>ตำบลคลองด่าน</w:t>
-      </w:r>
-      <w:r>
-        <w:rPr>
-          <w:rFonts w:ascii="TH SarabunIT๙" w:hAnsi="TH SarabunIT๙" w:cs="TH SarabunIT๙"/>
-          <w:color w:val="000000"/>
-          <w:sz w:val="32"/>
-          <w:szCs w:val="32"/>
-        </w:rPr>
-        <w:t xml:space="preserve"> </w:t>
-      </w:r>
-      <w:r>
-        <w:rPr>
-          <w:rFonts w:ascii="TH SarabunIT๙" w:hAnsi="TH SarabunIT๙" w:cs="TH SarabunIT๙" w:hint="cs"/>
-          <w:color w:val="000000"/>
-          <w:sz w:val="32"/>
-          <w:szCs w:val="32"/>
-          <w:cs/>
-        </w:rPr>
-        <w:t>อำเภอบางบ่อ จังหวัดสมุทรปราการ</w:t>
-      </w:r>
-      <w:r>
-        <w:rPr>
-          <w:rFonts w:ascii="TH SarabunIT๙" w:hAnsi="TH SarabunIT๙" w:cs="TH SarabunIT๙"/>
-          <w:color w:val="000000"/>
-          <w:sz w:val="32"/>
-          <w:szCs w:val="32"/>
-          <w:cs/>
-        </w:rPr>
-        <w:t xml:space="preserve"> โดยเป็นโคร</w:t>
-      </w:r>
-      <w:r>
-        <w:rPr>
-          <w:rFonts w:ascii="TH SarabunIT๙" w:hAnsi="TH SarabunIT๙" w:cs="TH SarabunIT๙"/>
-          <w:color w:val="000000"/>
-          <w:sz w:val="32"/>
-          <w:szCs w:val="32"/>
-          <w:cs/>
-        </w:rPr>
-        <w:t>งการจ่ายขาดเงินสะสม ประจำปี ๒๕๖</w:t>
-      </w:r>
-      <w:r>
-        <w:rPr>
-          <w:rFonts w:ascii="TH SarabunIT๙" w:hAnsi="TH SarabunIT๙" w:cs="TH SarabunIT๙" w:hint="cs"/>
-          <w:color w:val="000000"/>
-          <w:sz w:val="32"/>
-          <w:szCs w:val="32"/>
-          <w:cs/>
-        </w:rPr>
-        <w:t>8</w:t>
-      </w:r>
-      <w:r>
-        <w:rPr>
-          <w:rFonts w:ascii="TH SarabunIT๙" w:hAnsi="TH SarabunIT๙" w:cs="TH SarabunIT๙"/>
-          <w:noProof/>
-          <w:sz w:val="32"/>
-          <w:szCs w:val="32"/>
-          <w:cs/>
-        </w:rPr>
-        <w:t xml:space="preserve"> ซึ่งมีหลักเกณฑ์ในการพิจารณา ดังนี้</w:t>
+        <w:t xml:space="preserve">     ได้แต่งตั้งคณะกรรมการจัดทำแบบรูปรายการงานก่อสร้าง สำหรับโครงการ[ชื่อโครงการ] ตำบลคลองด่าน อำเภอบางบ่อ จังหวัดสมุทรปราการ ตามข้อบัญญัติองค์การบริหารส่วนตำบลคลองด่าน งบประมาณรายจ่ายประจำปี พ.ศ.2569 งานก่อสร้าง งบลงทุน ค่าที่ดินและสิ่งก่อสร้าง ค่าที่ปรับปรุงที่ดินและสิ่งก่อสร้าง หน้า 243 (แผนงานอุตสาหกรรมและการโยธา) ดังนี้</w:t>
       </w:r>
     </w:p>
     <w:p>
@@ -1435,141 +1311,7 @@
           <w:szCs w:val="32"/>
           <w:cs/>
         </w:rPr>
-        <w:t>๑) ชื่อ</w:t>
-      </w:r>
-      <w:r>
-        <w:rPr>
-          <w:rFonts w:ascii="TH SarabunIT๙" w:hAnsi="TH SarabunIT๙" w:cs="TH SarabunIT๙"/>
-          <w:snapToGrid w:val="0"/>
-          <w:sz w:val="32"/>
-          <w:szCs w:val="32"/>
-          <w:cs/>
-          <w:lang w:eastAsia="th-TH"/>
-        </w:rPr>
-        <w:t>โครงการ</w:t>
-      </w:r>
-      <w:r>
-        <w:rPr>
-          <w:rFonts w:ascii="TH SarabunIT๙" w:hAnsi="TH SarabunIT๙" w:cs="TH SarabunIT๙" w:hint="cs"/>
-          <w:snapToGrid w:val="0"/>
-          <w:sz w:val="32"/>
-          <w:szCs w:val="32"/>
-          <w:cs/>
-          <w:lang w:eastAsia="th-TH"/>
-        </w:rPr>
-        <w:t xml:space="preserve">ก่อสร้างถนน คสล.ซอยบ้านเจ๊จิตร หมู่ที่ 8 </w:t>
-      </w:r>
-      <w:r>
-        <w:rPr>
-          <w:rFonts w:ascii="TH SarabunIT๙" w:hAnsi="TH SarabunIT๙" w:cs="TH SarabunIT๙"/>
-          <w:snapToGrid w:val="0"/>
-          <w:sz w:val="32"/>
-          <w:szCs w:val="32"/>
-          <w:cs/>
-          <w:lang w:eastAsia="th-TH"/>
-        </w:rPr>
-        <w:t xml:space="preserve">ถนน </w:t>
-      </w:r>
-      <w:r>
-        <w:rPr>
-          <w:rFonts w:ascii="TH SarabunIT๙" w:hAnsi="TH SarabunIT๙" w:cs="TH SarabunIT๙" w:hint="cs"/>
-          <w:snapToGrid w:val="0"/>
-          <w:sz w:val="32"/>
-          <w:szCs w:val="32"/>
-          <w:cs/>
-          <w:lang w:eastAsia="th-TH"/>
-        </w:rPr>
-        <w:t xml:space="preserve">โดย </w:t>
-      </w:r>
-      <w:r>
-        <w:rPr>
-          <w:rFonts w:ascii="TH SarabunIT๙" w:hAnsi="TH SarabunIT๙" w:cs="TH SarabunIT๙" w:hint="cs"/>
-          <w:snapToGrid w:val="0"/>
-          <w:sz w:val="32"/>
-          <w:szCs w:val="32"/>
-          <w:cs/>
-          <w:lang w:eastAsia="th-TH"/>
-        </w:rPr>
-        <w:t>ช่วงที่ 1 มีขนาดกว้าง 6.00 เมตร ยาว 97 เมตร ช่วงที่ 2 มีขนาด กว้าง 4.00 เมตร ยาว 50 เมตร ช่วงที่ 3 มีขนาด กว้าง 4.00 เมตร ยาว 39 เมตร ช่วงที่ 4 มีขนาดกว้าง 4.00 เมตร ยาว 49 เมตร ความยาวรวม 235 เมตร</w:t>
-      </w:r>
-      <w:r>
-        <w:rPr>
-          <w:rFonts w:ascii="TH SarabunIT๙" w:hAnsi="TH SarabunIT๙" w:cs="TH SarabunIT๙" w:hint="cs"/>
-          <w:b/>
-          <w:bCs/>
-          <w:snapToGrid w:val="0"/>
-          <w:sz w:val="32"/>
-          <w:szCs w:val="32"/>
-          <w:cs/>
-          <w:lang w:eastAsia="th-TH"/>
-        </w:rPr>
-        <w:t xml:space="preserve"> </w:t>
-      </w:r>
-      <w:r>
-        <w:rPr>
-          <w:rFonts w:ascii="TH SarabunIT๙" w:hAnsi="TH SarabunIT๙" w:cs="TH SarabunIT๙"/>
-          <w:snapToGrid w:val="0"/>
-          <w:sz w:val="32"/>
-          <w:szCs w:val="32"/>
-          <w:cs/>
-          <w:lang w:eastAsia="th-TH"/>
-        </w:rPr>
-        <w:t>ตาม</w:t>
-      </w:r>
-      <w:r>
-        <w:rPr>
-          <w:rFonts w:ascii="TH SarabunIT๙" w:hAnsi="TH SarabunIT๙" w:cs="TH SarabunIT๙" w:hint="cs"/>
-          <w:snapToGrid w:val="0"/>
-          <w:sz w:val="32"/>
-          <w:szCs w:val="32"/>
-          <w:cs/>
-          <w:lang w:eastAsia="th-TH"/>
-        </w:rPr>
-        <w:t>แบบรูปรายการที่</w:t>
-      </w:r>
-      <w:r>
-        <w:rPr>
-          <w:rFonts w:ascii="TH SarabunIT๙" w:hAnsi="TH SarabunIT๙" w:cs="TH SarabunIT๙"/>
-          <w:snapToGrid w:val="0"/>
-          <w:sz w:val="32"/>
-          <w:szCs w:val="32"/>
-          <w:cs/>
-          <w:lang w:eastAsia="th-TH"/>
-        </w:rPr>
-        <w:t xml:space="preserve">องค์การบริหารส่วนตำบลคลองด่านกำหนด </w:t>
-      </w:r>
-      <w:r>
-        <w:rPr>
-          <w:rFonts w:ascii="TH SarabunIT๙" w:hAnsi="TH SarabunIT๙" w:cs="TH SarabunIT๙" w:hint="cs"/>
-          <w:snapToGrid w:val="0"/>
-          <w:sz w:val="32"/>
-          <w:szCs w:val="32"/>
-          <w:cs/>
-          <w:lang w:eastAsia="th-TH"/>
-        </w:rPr>
-        <w:t>จำนวนเงินงบประมาณ 2,256,000.-บาท (สองล้านสองแสนห้าหมื่นหกพันบาทถ้วน)</w:t>
-      </w:r>
-      <w:r>
-        <w:rPr>
-          <w:rFonts w:ascii="TH SarabunIT๙" w:hAnsi="TH SarabunIT๙" w:cs="TH SarabunIT๙"/>
-          <w:snapToGrid w:val="0"/>
-          <w:sz w:val="32"/>
-          <w:szCs w:val="32"/>
-          <w:cs/>
-          <w:lang w:eastAsia="th-TH"/>
-        </w:rPr>
-        <w:t xml:space="preserve"> </w:t>
-      </w:r>
-      <w:r>
-        <w:rPr>
-          <w:rFonts w:ascii="TH SarabunIT๙" w:hAnsi="TH SarabunIT๙" w:cs="TH SarabunIT๙" w:hint="cs"/>
-          <w:snapToGrid w:val="0"/>
-          <w:sz w:val="32"/>
-          <w:szCs w:val="32"/>
-          <w:cs/>
-          <w:lang w:eastAsia="th-TH"/>
-        </w:rPr>
-        <w:t xml:space="preserve"> </w:t>
+        <w:t>๑) ชื่อโครงการ[ชื่อโครงการ] โดยทำการปรับปรุงทางเท้าคอนกรีตเสริมเหล็ก กว้าง 1.40 เมตร ยาว 230 เมตร รายละเอียดตามประมาณการงานก่อสร้าง และตามแบบแปลนที่องค์การบริหารส่วนตำบลคองด่านกำหนด จำนวนเงินงบประมาณ [จำนวนเงินตัวเลข].-บาท ([จำนวนเงินตัวอักษร])</w:t>
       </w:r>
     </w:p>
     <w:p>

--- a/templates/3. รายงานการประชุมแบบรูปรายการ_template.docx
+++ b/templates/3. รายงานการประชุมแบบรูปรายการ_template.docx
@@ -48,28 +48,6 @@
           <w:lang w:eastAsia="th-TH"/>
         </w:rPr>
         <w:t>โครงการ[ชื่อโครงการ]</w:t>
-      </w:r>
-      <w:r>
-        <w:rPr>
-          <w:rFonts w:ascii="TH SarabunIT๙" w:hAnsi="TH SarabunIT๙" w:cs="TH SarabunIT๙" w:hint="cs"/>
-          <w:snapToGrid w:val="0"/>
-          <w:color w:val="000000"/>
-          <w:sz w:val="32"/>
-          <w:szCs w:val="32"/>
-          <w:cs/>
-          <w:lang w:eastAsia="th-TH"/>
-        </w:rPr>
-      </w:r>
-      <w:r>
-        <w:rPr>
-          <w:rFonts w:ascii="TH SarabunIT๙" w:hAnsi="TH SarabunIT๙" w:cs="TH SarabunIT๙" w:hint="cs"/>
-          <w:snapToGrid w:val="0"/>
-          <w:color w:val="000000"/>
-          <w:sz w:val="32"/>
-          <w:szCs w:val="32"/>
-          <w:cs/>
-          <w:lang w:eastAsia="th-TH"/>
-        </w:rPr>
       </w:r>
     </w:p>
     <w:p>
@@ -1257,25 +1235,33 @@
         <w:jc w:val="thaiDistribute"/>
         <w:rPr>
           <w:rFonts w:ascii="TH SarabunIT๙" w:hAnsi="TH SarabunIT๙" w:cs="TH SarabunIT๙"/>
+          <w:noProof/>
+          <w:sz w:val="32"/>
+          <w:szCs w:val="32"/>
+        </w:rPr>
+      </w:pPr>
+      <w:r>
+        <w:rPr>
+          <w:rFonts w:ascii="TH SarabunIT๙" w:hAnsi="TH SarabunIT๙" w:cs="TH SarabunIT๙"/>
           <w:b/>
           <w:bCs/>
           <w:noProof/>
           <w:sz w:val="32"/>
           <w:szCs w:val="32"/>
-        </w:rPr>
-      </w:pPr>
-      <w:r>
-        <w:rPr>
-          <w:rFonts w:ascii="TH SarabunIT๙" w:hAnsi="TH SarabunIT๙" w:cs="TH SarabunIT๙"/>
-          <w:b/>
-          <w:bCs/>
-          <w:noProof/>
-          <w:sz w:val="32"/>
-          <w:szCs w:val="32"/>
           <w:cs/>
         </w:rPr>
         <w:tab/>
-        <w:t xml:space="preserve">     ได้แต่งตั้งคณะกรรมการจัดทำแบบรูปรายการงานก่อสร้าง สำหรับโครงการ[ชื่อโครงการ] ตำบลคลองด่าน อำเภอบางบ่อ จังหวัดสมุทรปราการ ตามข้อบัญญัติองค์การบริหารส่วนตำบลคลองด่าน งบประมาณรายจ่ายประจำปี พ.ศ.2569 งานก่อสร้าง งบลงทุน ค่าที่ดินและสิ่งก่อสร้าง ค่าที่ปรับปรุงที่ดินและสิ่งก่อสร้าง หน้า 243 (แผนงานอุตสาหกรรมและการโยธา) ดังนี้</w:t>
+        <w:t xml:space="preserve">     </w:t>
+      </w:r>
+      <w:r>
+        <w:rPr>
+          <w:rFonts w:ascii="TH SarabunIT๙" w:hAnsi="TH SarabunIT๙" w:cs="TH SarabunIT๙"/>
+          <w:noProof/>
+          <w:sz w:val="32"/>
+          <w:szCs w:val="32"/>
+          <w:cs/>
+        </w:rPr>
+        <w:t>ได้แต่งตั้งคณะกรรมการจัดทำแบบรูปรายการงานก่อสร้าง สำหรับโครงการ[ชื่อโครงการ] ตำบลคลองด่าน อำเภอบางบ่อ จังหวัดสมุทรปราการ ตามข้อบัญญัติองค์การบริหารส่วนตำบลคลองด่าน งบประมาณรายจ่ายประจำปี พ.ศ.2569 งานก่อสร้าง งบลงทุน ค่าที่ดินและสิ่งก่อสร้าง ค่าที่ปรับปรุงที่ดินและสิ่งก่อสร้าง หน้า 243 (แผนงานอุตสาหกรรมและการโยธา) ดังนี้</w:t>
       </w:r>
     </w:p>
     <w:p>
@@ -1346,17 +1332,7 @@
           <w:szCs w:val="32"/>
           <w:cs/>
         </w:rPr>
-        <w:t>๒) การจัดทำแบบรูปรายการงานก่อสร้างโครงการดังกล่าว ให้เป็นไปตามเป้าหมายผลผลิตของโครงการ กำหนดขนาด มิติ คุณลักษณะ คุณภาพของวัสดุ ขั้นตอนวิธีการ และรายละเอียดต่าง ๆ ให้เหมาะสม</w:t>
-      </w:r>
-      <w:r>
-        <w:rPr>
-          <w:rFonts w:ascii="TH SarabunIT๙" w:hAnsi="TH SarabunIT๙" w:cs="TH SarabunIT๙"/>
-          <w:sz w:val="32"/>
-          <w:szCs w:val="32"/>
-          <w:cs/>
-        </w:rPr>
-        <w:lastRenderedPageBreak/>
-        <w:t>กับสภาพพื้นที่ตั้งโครงการ และเป็นไปตามหลักเกณฑ์ มาตรฐาน ตามข้อกำหนดเกี่ยวข้อง</w:t>
+        <w:t>๒) การจัดทำแบบรูปรายการงานก่อสร้างโครงการดังกล่าว ให้เป็นไปตามเป้าหมายผลผลิตของโครงการ กำหนดขนาด มิติ คุณลักษณะ คุณภาพของวัสดุ ขั้นตอนวิธีการ และรายละเอียดต่าง ๆ ให้เหมาะสมกับสภาพพื้นที่ตั้งโครงการ และเป็นไปตามหลักเกณฑ์ มาตรฐาน ตามข้อกำหนดเกี่ยวข้อง</w:t>
       </w:r>
     </w:p>
     <w:p>
@@ -1391,6 +1367,7 @@
           <w:szCs w:val="32"/>
           <w:cs/>
         </w:rPr>
+        <w:lastRenderedPageBreak/>
         <w:t>๓) การจัดทำประมาณราคาค่าก่อสร้างเบื้องต้น อ้างอิงจากหลักเกณฑ์การคำนวณราคากลางงานก่อสร้างของทางราชการ</w:t>
       </w:r>
     </w:p>
@@ -1566,17 +1543,6 @@
         <w:rPr>
           <w:rFonts w:ascii="TH SarabunIT๙" w:hAnsi="TH SarabunIT๙" w:cs="TH SarabunIT๙" w:hint="cs"/>
           <w:snapToGrid w:val="0"/>
-          <w:color w:val="000000"/>
-          <w:sz w:val="32"/>
-          <w:szCs w:val="32"/>
-          <w:cs/>
-          <w:lang w:eastAsia="th-TH"/>
-        </w:rPr>
-      </w:r>
-      <w:r>
-        <w:rPr>
-          <w:rFonts w:ascii="TH SarabunIT๙" w:hAnsi="TH SarabunIT๙" w:cs="TH SarabunIT๙" w:hint="cs"/>
-          <w:snapToGrid w:val="0"/>
           <w:sz w:val="32"/>
           <w:szCs w:val="32"/>
           <w:cs/>
@@ -1879,16 +1845,6 @@
       </w:r>
       <w:r>
         <w:rPr>
-          <w:rFonts w:ascii="TH SarabunIT๙" w:hAnsi="TH SarabunIT๙" w:cs="TH SarabunIT๙" w:hint="cs"/>
-          <w:noProof/>
-          <w:color w:val="000000"/>
-          <w:sz w:val="32"/>
-          <w:szCs w:val="32"/>
-          <w:cs/>
-        </w:rPr>
-      </w:r>
-      <w:r>
-        <w:rPr>
           <w:rFonts w:ascii="TH SarabunIT๙" w:hAnsi="TH SarabunIT๙" w:cs="TH SarabunIT๙"/>
           <w:noProof/>
           <w:sz w:val="32"/>
@@ -2158,26 +2114,6 @@
           <w:cs/>
         </w:rPr>
         <w:t>[ชื่อผู้ตรวจรายงานการประชุม]</w:t>
-      </w:r>
-      <w:r>
-        <w:rPr>
-          <w:rFonts w:ascii="TH SarabunPSK" w:hAnsi="TH SarabunPSK" w:cs="TH SarabunPSK"/>
-          <w:noProof/>
-          <w:color w:val="000000"/>
-          <w:sz w:val="32"/>
-          <w:szCs w:val="32"/>
-          <w:cs/>
-        </w:rPr>
-      </w:r>
-      <w:r>
-        <w:rPr>
-          <w:rFonts w:ascii="TH SarabunPSK" w:hAnsi="TH SarabunPSK" w:cs="TH SarabunPSK" w:hint="cs"/>
-          <w:noProof/>
-          <w:color w:val="000000"/>
-          <w:sz w:val="32"/>
-          <w:szCs w:val="32"/>
-          <w:cs/>
-        </w:rPr>
       </w:r>
       <w:r>
         <w:rPr>
@@ -2342,7 +2278,7 @@
           <w:pStyle w:val="Header"/>
           <w:jc w:val="center"/>
           <w:rPr>
-            <w:rFonts w:ascii="TH SarabunIT๙" w:hAnsi="TH SarabunIT๙" w:cs="TH SarabunIT๙" w:hint="cs"/>
+            <w:rFonts w:ascii="TH SarabunIT๙" w:hAnsi="TH SarabunIT๙" w:cs="TH SarabunIT๙"/>
           </w:rPr>
         </w:pPr>
         <w:r>

--- a/templates/3. รายงานการประชุมแบบรูปรายการ_template.docx
+++ b/templates/3. รายงานการประชุมแบบรูปรายการ_template.docx
@@ -98,27 +98,27 @@
           <w:szCs w:val="32"/>
           <w:cs/>
         </w:rPr>
-        <w:t>กรกฎาคม</w:t>
-      </w:r>
-      <w:r>
-        <w:rPr>
-          <w:rFonts w:ascii="TH SarabunIT๙" w:hAnsi="TH SarabunIT๙" w:cs="TH SarabunIT๙"/>
-          <w:noProof/>
-          <w:sz w:val="32"/>
-          <w:szCs w:val="32"/>
-          <w:cs/>
-        </w:rPr>
-        <w:t xml:space="preserve"> พ.ศ.  ๒๕๖</w:t>
-      </w:r>
-      <w:r>
-        <w:rPr>
-          <w:rFonts w:ascii="TH SarabunIT๙" w:hAnsi="TH SarabunIT๙" w:cs="TH SarabunIT๙" w:hint="cs"/>
-          <w:noProof/>
-          <w:sz w:val="32"/>
-          <w:szCs w:val="32"/>
-          <w:cs/>
-        </w:rPr>
-        <w:t>9</w:t>
+        <w:t>[เดือน]</w:t>
+      </w:r>
+      <w:r>
+        <w:rPr>
+          <w:rFonts w:ascii="TH SarabunIT๙" w:hAnsi="TH SarabunIT๙" w:cs="TH SarabunIT๙"/>
+          <w:noProof/>
+          <w:sz w:val="32"/>
+          <w:szCs w:val="32"/>
+          <w:cs/>
+        </w:rPr>
+        <w:t xml:space="preserve"> พ.ศ.  [ปี]</w:t>
+      </w:r>
+      <w:r>
+        <w:rPr>
+          <w:rFonts w:ascii="TH SarabunIT๙" w:hAnsi="TH SarabunIT๙" w:cs="TH SarabunIT๙" w:hint="cs"/>
+          <w:noProof/>
+          <w:sz w:val="32"/>
+          <w:szCs w:val="32"/>
+          <w:cs/>
+        </w:rPr>
+        <w:t/>
       </w:r>
       <w:r>
         <w:rPr>
@@ -1226,7 +1226,7 @@
           <w:szCs w:val="32"/>
           <w:cs/>
         </w:rPr>
-        <w:t>กรกฏาคม  2569</w:t>
+        <w:t>[เดือน]  [ปี]</w:t>
       </w:r>
     </w:p>
     <w:p>

--- a/templates/3. รายงานการประชุมแบบรูปรายการ_template.docx
+++ b/templates/3. รายงานการประชุมแบบรูปรายการ_template.docx
@@ -132,53 +132,13 @@
       </w:r>
       <w:r>
         <w:rPr>
-          <w:rFonts w:ascii="TH SarabunIT๙" w:hAnsi="TH SarabunIT๙" w:cs="TH SarabunIT๙" w:hint="cs"/>
-          <w:noProof/>
-          <w:sz w:val="32"/>
-          <w:szCs w:val="32"/>
-          <w:cs/>
-        </w:rPr>
-        <w:t>1</w:t>
-      </w:r>
-      <w:r>
-        <w:rPr>
-          <w:rFonts w:ascii="TH SarabunIT๙" w:hAnsi="TH SarabunIT๙" w:cs="TH SarabunIT๙" w:hint="cs"/>
-          <w:noProof/>
-          <w:sz w:val="32"/>
-          <w:szCs w:val="32"/>
-          <w:cs/>
-        </w:rPr>
-        <w:t>3</w:t>
-      </w:r>
-      <w:r>
-        <w:rPr>
-          <w:rFonts w:ascii="TH SarabunIT๙" w:hAnsi="TH SarabunIT๙" w:cs="TH SarabunIT๙"/>
-          <w:noProof/>
-          <w:sz w:val="32"/>
-          <w:szCs w:val="32"/>
-          <w:cs/>
-        </w:rPr>
-        <w:t>.</w:t>
-      </w:r>
-      <w:r>
-        <w:rPr>
-          <w:rFonts w:ascii="TH SarabunIT๙" w:hAnsi="TH SarabunIT๙" w:cs="TH SarabunIT๙" w:hint="cs"/>
-          <w:noProof/>
-          <w:sz w:val="32"/>
-          <w:szCs w:val="32"/>
-          <w:cs/>
-        </w:rPr>
-        <w:t>3</w:t>
-      </w:r>
-      <w:r>
-        <w:rPr>
-          <w:rFonts w:ascii="TH SarabunIT๙" w:hAnsi="TH SarabunIT๙" w:cs="TH SarabunIT๙"/>
-          <w:noProof/>
-          <w:sz w:val="32"/>
-          <w:szCs w:val="32"/>
-          <w:cs/>
-        </w:rPr>
-        <w:t>๐ น.</w:t>
+          <w:rFonts w:ascii="TH SarabunIT๙" w:hAnsi="TH SarabunIT๙" w:cs="TH SarabunIT๙"/>
+          <w:noProof/>
+          <w:sz w:val="32"/>
+          <w:szCs w:val="32"/>
+          <w:cs/>
+        </w:rPr>
+        <w:t>[เวลาเริ่มประชุม] น.</w:t>
       </w:r>
     </w:p>
     <w:p>
@@ -881,18 +841,6 @@
       </w:r>
       <w:r>
         <w:rPr>
-          <w:rFonts w:ascii="TH SarabunIT๙" w:hAnsi="TH SarabunIT๙" w:cs="TH SarabunIT๙"/>
-          <w:b/>
-          <w:bCs/>
-          <w:noProof/>
-          <w:sz w:val="32"/>
-          <w:szCs w:val="32"/>
-          <w:cs/>
-        </w:rPr>
-        <w:t>๑</w:t>
-      </w:r>
-      <w:r>
-        <w:rPr>
           <w:rFonts w:ascii="TH SarabunIT๙" w:hAnsi="TH SarabunIT๙" w:cs="TH SarabunIT๙" w:hint="cs"/>
           <w:b/>
           <w:bCs/>
@@ -901,43 +849,7 @@
           <w:szCs w:val="32"/>
           <w:cs/>
         </w:rPr>
-        <w:t>3</w:t>
-      </w:r>
-      <w:r>
-        <w:rPr>
-          <w:rFonts w:ascii="TH SarabunIT๙" w:hAnsi="TH SarabunIT๙" w:cs="TH SarabunIT๙"/>
-          <w:b/>
-          <w:bCs/>
-          <w:noProof/>
-          <w:sz w:val="32"/>
-          <w:szCs w:val="32"/>
-          <w:cs/>
-        </w:rPr>
-        <w:t>.</w:t>
-      </w:r>
-      <w:r>
-        <w:rPr>
-          <w:rFonts w:ascii="TH SarabunIT๙" w:hAnsi="TH SarabunIT๙" w:cs="TH SarabunIT๙" w:hint="cs"/>
-          <w:b/>
-          <w:bCs/>
-          <w:noProof/>
-          <w:sz w:val="32"/>
-          <w:szCs w:val="32"/>
-          <w:cs/>
-        </w:rPr>
-        <w:t>3</w:t>
-      </w:r>
-      <w:r>
-        <w:rPr>
-          <w:rFonts w:ascii="TH SarabunIT๙" w:hAnsi="TH SarabunIT๙" w:cs="TH SarabunIT๙" w:hint="cs"/>
-          <w:b/>
-          <w:bCs/>
-          <w:noProof/>
-          <w:sz w:val="32"/>
-          <w:szCs w:val="32"/>
-          <w:cs/>
-        </w:rPr>
-        <w:t>0</w:t>
+        <w:t>[เวลาเริ่มประชุม]</w:t>
       </w:r>
       <w:r>
         <w:rPr>
@@ -1639,7 +1551,7 @@
           <w:szCs w:val="32"/>
           <w:cs/>
         </w:rPr>
-        <w:t>เลิกประชุมเวลา  ๑</w:t>
+        <w:t>เลิกประชุมเวลา  </w:t>
       </w:r>
       <w:r>
         <w:rPr>
@@ -1651,19 +1563,7 @@
           <w:szCs w:val="32"/>
           <w:cs/>
         </w:rPr>
-        <w:t>4.0</w:t>
-      </w:r>
-      <w:r>
-        <w:rPr>
-          <w:rFonts w:ascii="TH SarabunIT๙" w:hAnsi="TH SarabunIT๙" w:cs="TH SarabunIT๙" w:hint="cs"/>
-          <w:b/>
-          <w:bCs/>
-          <w:noProof/>
-          <w:sz w:val="32"/>
-          <w:szCs w:val="32"/>
-          <w:cs/>
-        </w:rPr>
-        <w:t>0</w:t>
+        <w:t>[เวลาเลิกประชุม]</w:t>
       </w:r>
       <w:r>
         <w:rPr>

--- a/templates/3. รายงานการประชุมแบบรูปรายการ_template.docx
+++ b/templates/3. รายงานการประชุมแบบรูปรายการ_template.docx
@@ -404,7 +404,7 @@
                 <w:szCs w:val="32"/>
                 <w:cs/>
               </w:rPr>
-              <w:t>๑</w:t>
+              <w:t>1</w:t>
             </w:r>
           </w:p>
         </w:tc>
@@ -534,7 +534,7 @@
                 <w:szCs w:val="32"/>
                 <w:cs/>
               </w:rPr>
-              <w:t>๒</w:t>
+              <w:t>2</w:t>
             </w:r>
           </w:p>
         </w:tc>
@@ -663,7 +663,7 @@
                 <w:szCs w:val="32"/>
                 <w:cs/>
               </w:rPr>
-              <w:t>๓</w:t>
+              <w:t>3</w:t>
             </w:r>
           </w:p>
         </w:tc>
@@ -919,7 +919,7 @@
           <w:szCs w:val="32"/>
           <w:cs/>
         </w:rPr>
-        <w:t>ระเบียบวาระที่ ๑ เรื่องประธานแจ้งที่ประชุมทราบ</w:t>
+        <w:t>ระเบียบวาระที่ 1 เรื่องประธานแจ้งที่ประชุมทราบ</w:t>
       </w:r>
     </w:p>
     <w:p>
@@ -977,7 +977,7 @@
           <w:szCs w:val="32"/>
           <w:cs/>
         </w:rPr>
-        <w:t>ระเบียบวาระที่ ๒ เรื่องรับรองรายงานการประชุมครั้งที่ผ่านมา</w:t>
+        <w:t>ระเบียบวาระที่ 2 เรื่องรับรองรายงานการประชุมครั้งที่ผ่านมา</w:t>
       </w:r>
     </w:p>
     <w:p>
@@ -1024,7 +1024,7 @@
           <w:szCs w:val="32"/>
           <w:cs/>
         </w:rPr>
-        <w:t>ระเบียบวาระที่ ๓ เรื่องเสนอเพื่อทราบและพิจารณา</w:t>
+        <w:t>ระเบียบวาระที่ 3 เรื่องเสนอเพื่อทราบและพิจารณา</w:t>
       </w:r>
     </w:p>
     <w:p>
@@ -1060,7 +1060,7 @@
           <w:szCs w:val="32"/>
           <w:cs/>
         </w:rPr>
-        <w:t xml:space="preserve">๓.๑ </w:t>
+        <w:t xml:space="preserve">3.1 </w:t>
       </w:r>
       <w:r>
         <w:rPr>
@@ -1209,7 +1209,7 @@
           <w:szCs w:val="32"/>
           <w:cs/>
         </w:rPr>
-        <w:t>๑) ชื่อโครงการ[ชื่อโครงการ] โดยทำการปรับปรุงทางเท้าคอนกรีตเสริมเหล็ก กว้าง 1.40 เมตร ยาว 230 เมตร รายละเอียดตามประมาณการงานก่อสร้าง และตามแบบแปลนที่องค์การบริหารส่วนตำบลคองด่านกำหนด จำนวนเงินงบประมาณ [จำนวนเงินตัวเลข].-บาท ([จำนวนเงินตัวอักษร])</w:t>
+        <w:t>1) ชื่อโครงการ[ชื่อโครงการ] โดยทำการปรับปรุงทางเท้าคอนกรีตเสริมเหล็ก กว้าง 1.40 เมตร ยาว 230 เมตร รายละเอียดตามประมาณการงานก่อสร้าง และตามแบบแปลนที่องค์การบริหารส่วนตำบลคองด่านกำหนด จำนวนเงินงบประมาณ [จำนวนเงินตัวเลข].-บาท ([จำนวนเงินตัวอักษร])</w:t>
       </w:r>
     </w:p>
     <w:p>
@@ -1244,7 +1244,7 @@
           <w:szCs w:val="32"/>
           <w:cs/>
         </w:rPr>
-        <w:t>๒) การจัดทำแบบรูปรายการงานก่อสร้างโครงการดังกล่าว ให้เป็นไปตามเป้าหมายผลผลิตของโครงการ กำหนดขนาด มิติ คุณลักษณะ คุณภาพของวัสดุ ขั้นตอนวิธีการ และรายละเอียดต่าง ๆ ให้เหมาะสมกับสภาพพื้นที่ตั้งโครงการ และเป็นไปตามหลักเกณฑ์ มาตรฐาน ตามข้อกำหนดเกี่ยวข้อง</w:t>
+        <w:t>2) การจัดทำแบบรูปรายการงานก่อสร้างโครงการดังกล่าว ให้เป็นไปตามเป้าหมายผลผลิตของโครงการ กำหนดขนาด มิติ คุณลักษณะ คุณภาพของวัสดุ ขั้นตอนวิธีการ และรายละเอียดต่าง ๆ ให้เหมาะสมกับสภาพพื้นที่ตั้งโครงการ และเป็นไปตามหลักเกณฑ์ มาตรฐาน ตามข้อกำหนดเกี่ยวข้อง</w:t>
       </w:r>
     </w:p>
     <w:p>
@@ -1280,7 +1280,7 @@
           <w:cs/>
         </w:rPr>
         <w:lastRenderedPageBreak/>
-        <w:t>๓) การจัดทำประมาณราคาค่าก่อสร้างเบื้องต้น อ้างอิงจากหลักเกณฑ์การคำนวณราคากลางงานก่อสร้างของทางราชการ</w:t>
+        <w:t>3) การจัดทำประมาณราคาค่าก่อสร้างเบื้องต้น อ้างอิงจากหลักเกณฑ์การคำนวณราคากลางงานก่อสร้างของทางราชการ</w:t>
       </w:r>
     </w:p>
     <w:p>
@@ -1328,7 +1328,7 @@
           <w:szCs w:val="32"/>
           <w:cs/>
         </w:rPr>
-        <w:t xml:space="preserve">๓.๒ </w:t>
+        <w:t xml:space="preserve">3.2 </w:t>
       </w:r>
       <w:r>
         <w:rPr>
@@ -1437,7 +1437,7 @@
           <w:szCs w:val="32"/>
           <w:cs/>
         </w:rPr>
-        <w:t xml:space="preserve">๑. คณะกรรมการจัดทำแบบรูปรายการงานก่อสร้าง </w:t>
+        <w:t xml:space="preserve">1. คณะกรรมการจัดทำแบบรูปรายการงานก่อสร้าง </w:t>
       </w:r>
       <w:r>
         <w:rPr>
@@ -1525,7 +1525,7 @@
           <w:szCs w:val="32"/>
           <w:cs/>
         </w:rPr>
-        <w:t>๒. เห็นควรนำเอกสารการจัดทำแบบรูปรายการงานก่อสร้างและประมาณราคาค่าก่อสร้างเบื้องต้นเสนอนายกองค์การบริหารส่วนตำบลคลองด่าน ในฐานะหัวหน้าหน่วยงานของรัฐเพื่อพิจารณาอนุมัติต่อไป</w:t>
+        <w:t>2. เห็นควรนำเอกสารการจัดทำแบบรูปรายการงานก่อสร้างและประมาณราคาค่าก่อสร้างเบื้องต้นเสนอนายกองค์การบริหารส่วนตำบลคลองด่าน ในฐานะหัวหน้าหน่วยงานของรัฐเพื่อพิจารณาอนุมัติต่อไป</w:t>
       </w:r>
     </w:p>
     <w:p>

--- a/templates/3. รายงานการประชุมแบบรูปรายการ_template.docx
+++ b/templates/3. รายงานการประชุมแบบรูปรายการ_template.docx
@@ -1,6 +1,6 @@
 
 <file path=word/document.xml><?xml version="1.0" encoding="utf-8"?>
-<w:document xmlns:wpc="http://schemas.microsoft.com/office/word/2010/wordprocessingCanvas" xmlns:cx="http://schemas.microsoft.com/office/drawing/2014/chartex" xmlns:cx1="http://schemas.microsoft.com/office/drawing/2015/9/8/chartex" xmlns:cx2="http://schemas.microsoft.com/office/drawing/2015/10/21/chartex" xmlns:cx3="http://schemas.microsoft.com/office/drawing/2016/5/9/chartex" xmlns:cx4="http://schemas.microsoft.com/office/drawing/2016/5/10/chartex" xmlns:cx5="http://schemas.microsoft.com/office/drawing/2016/5/11/chartex" xmlns:cx6="http://schemas.microsoft.com/office/drawing/2016/5/12/chartex" xmlns:cx7="http://schemas.microsoft.com/office/drawing/2016/5/13/chartex" xmlns:cx8="http://schemas.microsoft.com/office/drawing/2016/5/14/chartex" xmlns:mc="http://schemas.openxmlformats.org/markup-compatibility/2006" xmlns:aink="http://schemas.microsoft.com/office/drawing/2016/ink" xmlns:am3d="http://schemas.microsoft.com/office/drawing/2017/model3d" xmlns:o="urn:schemas-microsoft-com:office:office" xmlns:oel="http://schemas.microsoft.com/office/2019/extlst" xmlns:r="http://schemas.openxmlformats.org/officeDocument/2006/relationships" xmlns:m="http://schemas.openxmlformats.org/officeDocument/2006/math" xmlns:v="urn:schemas-microsoft-com:vml" xmlns:wp14="http://schemas.microsoft.com/office/word/2010/wordprocessingDrawing" xmlns:wp="http://schemas.openxmlformats.org/drawingml/2006/wordprocessingDrawing" xmlns:w10="urn:schemas-microsoft-com:office:word" xmlns:w="http://schemas.openxmlformats.org/wordprocessingml/2006/main" xmlns:w14="http://schemas.microsoft.com/office/word/2010/wordml" xmlns:w15="http://schemas.microsoft.com/office/word/2012/wordml" xmlns:w16cex="http://schemas.microsoft.com/office/word/2018/wordml/cex" xmlns:w16cid="http://schemas.microsoft.com/office/word/2016/wordml/cid" xmlns:w16="http://schemas.microsoft.com/office/word/2018/wordml" xmlns:w16du="http://schemas.microsoft.com/office/word/2023/wordml/word16du" xmlns:w16sdtdh="http://schemas.microsoft.com/office/word/2020/wordml/sdtdatahash" xmlns:w16sdtfl="http://schemas.microsoft.com/office/word/2024/wordml/sdtformatlock" xmlns:w16se="http://schemas.microsoft.com/office/word/2015/wordml/symex" xmlns:wpg="http://schemas.microsoft.com/office/word/2010/wordprocessingGroup" xmlns:wpi="http://schemas.microsoft.com/office/word/2010/wordprocessingInk" xmlns:wne="http://schemas.microsoft.com/office/word/2006/wordml" xmlns:wps="http://schemas.microsoft.com/office/word/2010/wordprocessingShape" mc:Ignorable="w14 w15 w16se w16cid w16 w16cex w16sdtdh w16sdtfl w16du wp14">
+<w:document xmlns:wpc="http://schemas.microsoft.com/office/word/2010/wordprocessingCanvas" xmlns:cx="http://schemas.microsoft.com/office/drawing/2014/chartex" xmlns:cx1="http://schemas.microsoft.com/office/drawing/2015/9/8/chartex" xmlns:cx2="http://schemas.microsoft.com/office/drawing/2015/10/21/chartex" xmlns:cx3="http://schemas.microsoft.com/office/drawing/2016/5/9/chartex" xmlns:cx4="http://schemas.microsoft.com/office/drawing/2016/5/10/chartex" xmlns:cx5="http://schemas.microsoft.com/office/drawing/2016/5/11/chartex" xmlns:cx6="http://schemas.microsoft.com/office/drawing/2016/5/12/chartex" xmlns:cx7="http://schemas.microsoft.com/office/drawing/2016/5/13/chartex" xmlns:cx8="http://schemas.microsoft.com/office/drawing/2016/5/14/chartex" xmlns:mc="http://schemas.openxmlformats.org/markup-compatibility/2006" xmlns:aink="http://schemas.microsoft.com/office/drawing/2016/ink" xmlns:am3d="http://schemas.microsoft.com/office/drawing/2017/model3d" xmlns:o="urn:schemas-microsoft-com:office:office" xmlns:oel="http://schemas.microsoft.com/office/2019/extlst" xmlns:r="http://schemas.openxmlformats.org/officeDocument/2006/relationships" xmlns:m="http://schemas.openxmlformats.org/officeDocument/2006/math" xmlns:v="urn:schemas-microsoft-com:vml" xmlns:wp14="http://schemas.microsoft.com/office/word/2010/wordprocessingDrawing" xmlns:wp="http://schemas.openxmlformats.org/drawingml/2006/wordprocessingDrawing" xmlns:w10="urn:schemas-microsoft-com:office:word" xmlns:w="http://schemas.openxmlformats.org/wordprocessingml/2006/main" xmlns:w14="http://schemas.microsoft.com/office/word/2010/wordml" xmlns:w15="http://schemas.microsoft.com/office/word/2012/wordml" xmlns:w16cei="http://schemas.microsoft.com/office/word/2026/wordml/cei" xmlns:w16cex="http://schemas.microsoft.com/office/word/2018/wordml/cex" xmlns:w16cid="http://schemas.microsoft.com/office/word/2016/wordml/cid" xmlns:w16="http://schemas.microsoft.com/office/word/2018/wordml" xmlns:w16du="http://schemas.microsoft.com/office/word/2023/wordml/word16du" xmlns:w16sdtdh="http://schemas.microsoft.com/office/word/2020/wordml/sdtdatahash" xmlns:w16sdtfl="http://schemas.microsoft.com/office/word/2024/wordml/sdtformatlock" xmlns:w16se="http://schemas.microsoft.com/office/word/2015/wordml/symex" xmlns:wpg="http://schemas.microsoft.com/office/word/2010/wordprocessingGroup" xmlns:wpi="http://schemas.microsoft.com/office/word/2010/wordprocessingInk" xmlns:wne="http://schemas.microsoft.com/office/word/2006/wordml" xmlns:wps="http://schemas.microsoft.com/office/word/2010/wordprocessingShape" mc:Ignorable="w14 w15 w16se w16cid w16 w16cex w16sdtdh w16sdtfl w16du wp14">
   <w:body>
     <w:p>
       <w:pPr>
@@ -108,37 +108,7 @@
           <w:szCs w:val="32"/>
           <w:cs/>
         </w:rPr>
-        <w:t xml:space="preserve"> พ.ศ.  [ปี]</w:t>
-      </w:r>
-      <w:r>
-        <w:rPr>
-          <w:rFonts w:ascii="TH SarabunIT๙" w:hAnsi="TH SarabunIT๙" w:cs="TH SarabunIT๙" w:hint="cs"/>
-          <w:noProof/>
-          <w:sz w:val="32"/>
-          <w:szCs w:val="32"/>
-          <w:cs/>
-        </w:rPr>
-        <w:t/>
-      </w:r>
-      <w:r>
-        <w:rPr>
-          <w:rFonts w:ascii="TH SarabunIT๙" w:hAnsi="TH SarabunIT๙" w:cs="TH SarabunIT๙"/>
-          <w:noProof/>
-          <w:sz w:val="32"/>
-          <w:szCs w:val="32"/>
-          <w:cs/>
-        </w:rPr>
-        <w:t xml:space="preserve">  เวลา </w:t>
-      </w:r>
-      <w:r>
-        <w:rPr>
-          <w:rFonts w:ascii="TH SarabunIT๙" w:hAnsi="TH SarabunIT๙" w:cs="TH SarabunIT๙"/>
-          <w:noProof/>
-          <w:sz w:val="32"/>
-          <w:szCs w:val="32"/>
-          <w:cs/>
-        </w:rPr>
-        <w:t>[เวลาเริ่มประชุม] น.</w:t>
+        <w:t xml:space="preserve"> พ.ศ.  [ปี]  เวลา [เวลาเริ่มประชุม] น.</w:t>
       </w:r>
     </w:p>
     <w:p>
@@ -894,7 +864,70 @@
           <w:cs/>
         </w:rPr>
         <w:tab/>
-        <w:t>ว่าที่ ร.ต. คมสรร  เครือศรี ตำแหน่ง ผู้อำนวยการกองช่าง ในฐานะประธานกรรมการคณะกรรมการจัดทำแบบรูปรายการงานก่อสร้าง เป็นประธานการประชุมดำเนินการตามระเบียบวาระการประชุม  ดังนี้</w:t>
+      </w:r>
+      <w:r>
+        <w:rPr>
+          <w:rFonts w:ascii="TH SarabunIT๙" w:hAnsi="TH SarabunIT๙" w:cs="TH SarabunIT๙"/>
+          <w:noProof/>
+          <w:color w:val="000000"/>
+          <w:sz w:val="32"/>
+          <w:szCs w:val="32"/>
+          <w:cs/>
+        </w:rPr>
+        <w:t>[ชื่อกรรมการ1]</w:t>
+      </w:r>
+      <w:r>
+        <w:rPr>
+          <w:rFonts w:ascii="TH SarabunIT๙" w:hAnsi="TH SarabunIT๙" w:cs="TH SarabunIT๙" w:hint="cs"/>
+          <w:noProof/>
+          <w:color w:val="000000"/>
+          <w:sz w:val="32"/>
+          <w:szCs w:val="32"/>
+          <w:cs/>
+        </w:rPr>
+        <w:t xml:space="preserve"> </w:t>
+      </w:r>
+      <w:r>
+        <w:rPr>
+          <w:rFonts w:ascii="TH SarabunIT๙" w:hAnsi="TH SarabunIT๙" w:cs="TH SarabunIT๙"/>
+          <w:noProof/>
+          <w:sz w:val="32"/>
+          <w:szCs w:val="32"/>
+          <w:cs/>
+        </w:rPr>
+        <w:t xml:space="preserve">ตำแหน่ง </w:t>
+      </w:r>
+      <w:r>
+        <w:rPr>
+          <w:rFonts w:ascii="TH SarabunIT๙" w:hAnsi="TH SarabunIT๙" w:cs="TH SarabunIT๙"/>
+          <w:noProof/>
+          <w:color w:val="000000"/>
+          <w:sz w:val="32"/>
+          <w:szCs w:val="32"/>
+          <w:cs/>
+        </w:rPr>
+        <w:t>[ตำแหน่งกรรมการ1]</w:t>
+      </w:r>
+      <w:r>
+        <w:rPr>
+          <w:rFonts w:ascii="TH SarabunIT๙" w:hAnsi="TH SarabunIT๙" w:cs="TH SarabunIT๙" w:hint="cs"/>
+          <w:noProof/>
+          <w:color w:val="000000"/>
+          <w:sz w:val="32"/>
+          <w:szCs w:val="32"/>
+          <w:cs/>
+        </w:rPr>
+        <w:t xml:space="preserve"> </w:t>
+      </w:r>
+      <w:r>
+        <w:rPr>
+          <w:rFonts w:ascii="TH SarabunIT๙" w:hAnsi="TH SarabunIT๙" w:cs="TH SarabunIT๙"/>
+          <w:noProof/>
+          <w:sz w:val="32"/>
+          <w:szCs w:val="32"/>
+          <w:cs/>
+        </w:rPr>
+        <w:t>ในฐานะประธานกรรมการคณะกรรมการจัดทำแบบรูปรายการงานก่อสร้าง เป็นประธานการประชุมดำเนินการตามระเบียบวาระการประชุม  ดังนี้</w:t>
       </w:r>
     </w:p>
     <w:p>
@@ -1070,7 +1103,7 @@
           <w:szCs w:val="32"/>
           <w:cs/>
         </w:rPr>
-        <w:t xml:space="preserve">ตามคำสั่งองค์การบริหารส่วนตำบลคลองด่าน ที่ </w:t>
+        <w:t>ตามคำสั่งองค์การบริหารส่วนตำบลคลองด่าน ที่</w:t>
       </w:r>
       <w:r>
         <w:rPr>
@@ -1080,7 +1113,7 @@
           <w:szCs w:val="32"/>
           <w:cs/>
         </w:rPr>
-        <w:t xml:space="preserve">   </w:t>
+        <w:t xml:space="preserve"> </w:t>
       </w:r>
       <w:r>
         <w:rPr>
@@ -1089,7 +1122,17 @@
           <w:sz w:val="32"/>
           <w:szCs w:val="32"/>
         </w:rPr>
-        <w:t xml:space="preserve"> </w:t>
+        <w:t>[</w:t>
+      </w:r>
+      <w:r>
+        <w:rPr>
+          <w:rFonts w:ascii="TH SarabunIT๙" w:hAnsi="TH SarabunIT๙" w:cs="TH SarabunIT๙"/>
+          <w:color w:val="000000"/>
+          <w:sz w:val="32"/>
+          <w:szCs w:val="32"/>
+          <w:cs/>
+        </w:rPr>
+        <w:t>เลขที่คำสั่งคณะกรรมการจัดทำแบบรูปรายการงานก่อสร้าง]</w:t>
       </w:r>
       <w:r>
         <w:rPr>
@@ -1099,7 +1142,7 @@
           <w:szCs w:val="32"/>
           <w:cs/>
         </w:rPr>
-        <w:t xml:space="preserve">  /2569 </w:t>
+        <w:t xml:space="preserve"> </w:t>
       </w:r>
       <w:r>
         <w:rPr>
@@ -1109,17 +1152,16 @@
           <w:szCs w:val="32"/>
           <w:cs/>
         </w:rPr>
-        <w:t xml:space="preserve"> ลงวันที่ </w:t>
-      </w:r>
-      <w:r>
-        <w:rPr>
-          <w:rFonts w:ascii="TH SarabunIT๙" w:hAnsi="TH SarabunIT๙" w:cs="TH SarabunIT๙" w:hint="cs"/>
+        <w:t xml:space="preserve">ลงวันที่ </w:t>
+      </w:r>
+      <w:r>
+        <w:rPr>
+          <w:rFonts w:ascii="TH SarabunIT๙" w:hAnsi="TH SarabunIT๙" w:cs="TH SarabunIT๙"/>
           <w:color w:val="000000"/>
           <w:sz w:val="32"/>
           <w:szCs w:val="32"/>
-          <w:cs/>
-        </w:rPr>
-        <w:t xml:space="preserve">      </w:t>
+        </w:rPr>
+        <w:t>[</w:t>
       </w:r>
       <w:r>
         <w:rPr>
@@ -1127,18 +1169,9 @@
           <w:color w:val="000000"/>
           <w:sz w:val="32"/>
           <w:szCs w:val="32"/>
-        </w:rPr>
-        <w:t xml:space="preserve"> </w:t>
-      </w:r>
-      <w:r>
-        <w:rPr>
-          <w:rFonts w:ascii="TH SarabunIT๙" w:hAnsi="TH SarabunIT๙" w:cs="TH SarabunIT๙" w:hint="cs"/>
-          <w:color w:val="000000"/>
-          <w:sz w:val="32"/>
-          <w:szCs w:val="32"/>
-          <w:cs/>
-        </w:rPr>
-        <w:t>[เดือน]  [ปี]</w:t>
+          <w:cs/>
+        </w:rPr>
+        <w:t>วันที่คำสั่งคณะกรรมการจัดทำแบบรูปรายการงานก่อสร้าง]</w:t>
       </w:r>
     </w:p>
     <w:p>
@@ -1173,7 +1206,36 @@
           <w:szCs w:val="32"/>
           <w:cs/>
         </w:rPr>
-        <w:t>ได้แต่งตั้งคณะกรรมการจัดทำแบบรูปรายการงานก่อสร้าง สำหรับโครงการ[ชื่อโครงการ] ตำบลคลองด่าน อำเภอบางบ่อ จังหวัดสมุทรปราการ ตามข้อบัญญัติองค์การบริหารส่วนตำบลคลองด่าน งบประมาณรายจ่ายประจำปี พ.ศ.2569 งานก่อสร้าง งบลงทุน ค่าที่ดินและสิ่งก่อสร้าง ค่าที่ปรับปรุงที่ดินและสิ่งก่อสร้าง หน้า 243 (แผนงานอุตสาหกรรมและการโยธา) ดังนี้</w:t>
+        <w:t xml:space="preserve">ได้แต่งตั้งคณะกรรมการจัดทำแบบรูปรายการงานก่อสร้าง สำหรับโครงการ[ชื่อโครงการ] ตำบลคลองด่าน อำเภอบางบ่อ จังหวัดสมุทรปราการ ตามข้อบัญญัติองค์การบริหารส่วนตำบลคลองด่าน </w:t>
+      </w:r>
+      <w:r>
+        <w:rPr>
+          <w:rFonts w:ascii="TH SarabunIT๙" w:hAnsi="TH SarabunIT๙" w:cs="TH SarabunIT๙"/>
+          <w:sz w:val="32"/>
+          <w:szCs w:val="32"/>
+          <w:cs/>
+        </w:rPr>
+        <w:t>[อ้างอิงงบประมาณ]</w:t>
+      </w:r>
+      <w:r>
+        <w:rPr>
+          <w:rFonts w:ascii="TH SarabunIT๙" w:hAnsi="TH SarabunIT๙" w:cs="TH SarabunIT๙"/>
+          <w:noProof/>
+          <w:sz w:val="32"/>
+          <w:szCs w:val="32"/>
+          <w:cs/>
+        </w:rPr>
+        <w:t xml:space="preserve"> </w:t>
+      </w:r>
+      <w:r>
+        <w:rPr>
+          <w:rFonts w:ascii="TH SarabunIT๙" w:hAnsi="TH SarabunIT๙" w:cs="TH SarabunIT๙"/>
+          <w:noProof/>
+          <w:sz w:val="32"/>
+          <w:szCs w:val="32"/>
+          <w:cs/>
+        </w:rPr>
+        <w:t>ซึ่งมีหลักเกณฑ์ในการพิจารณา ดังนี้</w:t>
       </w:r>
     </w:p>
     <w:p>
@@ -1209,7 +1271,46 @@
           <w:szCs w:val="32"/>
           <w:cs/>
         </w:rPr>
-        <w:t>1) ชื่อโครงการ[ชื่อโครงการ] โดยทำการปรับปรุงทางเท้าคอนกรีตเสริมเหล็ก กว้าง 1.40 เมตร ยาว 230 เมตร รายละเอียดตามประมาณการงานก่อสร้าง และตามแบบแปลนที่องค์การบริหารส่วนตำบลคองด่านกำหนด จำนวนเงินงบประมาณ [จำนวนเงินตัวเลข].-บาท ([จำนวนเงินตัวอักษร])</w:t>
+        <w:t>1) ชื่อโครงการ[ชื่อโครงการ] โดยทำการ</w:t>
+      </w:r>
+      <w:r>
+        <w:rPr>
+          <w:rFonts w:ascii="TH SarabunIT๙" w:hAnsi="TH SarabunIT๙" w:cs="TH SarabunIT๙"/>
+          <w:noProof/>
+          <w:sz w:val="32"/>
+          <w:szCs w:val="32"/>
+        </w:rPr>
+        <w:t>[</w:t>
+      </w:r>
+      <w:r>
+        <w:rPr>
+          <w:rFonts w:ascii="TH SarabunIT๙" w:hAnsi="TH SarabunIT๙" w:cs="TH SarabunIT๙"/>
+          <w:noProof/>
+          <w:sz w:val="32"/>
+          <w:szCs w:val="32"/>
+          <w:cs/>
+        </w:rPr>
+        <w:t>รายละเอียดโครงการ]</w:t>
+      </w:r>
+      <w:r>
+        <w:rPr>
+          <w:rFonts w:ascii="TH SarabunIT๙" w:hAnsi="TH SarabunIT๙" w:cs="TH SarabunIT๙" w:hint="cs"/>
+          <w:noProof/>
+          <w:sz w:val="32"/>
+          <w:szCs w:val="32"/>
+          <w:cs/>
+        </w:rPr>
+        <w:t xml:space="preserve"> </w:t>
+      </w:r>
+      <w:r>
+        <w:rPr>
+          <w:rFonts w:ascii="TH SarabunIT๙" w:hAnsi="TH SarabunIT๙" w:cs="TH SarabunIT๙"/>
+          <w:noProof/>
+          <w:sz w:val="32"/>
+          <w:szCs w:val="32"/>
+          <w:cs/>
+        </w:rPr>
+        <w:t>จำนวนเงินงบประมาณ [จำนวนเงินตัวเลข].-บาท ([จำนวนเงินตัวอักษร])</w:t>
       </w:r>
     </w:p>
     <w:p>
@@ -1279,7 +1380,6 @@
           <w:szCs w:val="32"/>
           <w:cs/>
         </w:rPr>
-        <w:lastRenderedPageBreak/>
         <w:t>3) การจัดทำประมาณราคาค่าก่อสร้างเบื้องต้น อ้างอิงจากหลักเกณฑ์การคำนวณราคากลางงานก่อสร้างของทางราชการ</w:t>
       </w:r>
     </w:p>
@@ -1306,6 +1406,7 @@
           <w:szCs w:val="32"/>
           <w:cs/>
         </w:rPr>
+        <w:lastRenderedPageBreak/>
         <w:tab/>
       </w:r>
       <w:r>
@@ -1551,7 +1652,7 @@
           <w:szCs w:val="32"/>
           <w:cs/>
         </w:rPr>
-        <w:t>เลิกประชุมเวลา  </w:t>
+        <w:t>เลิกประชุมเวลา</w:t>
       </w:r>
       <w:r>
         <w:rPr>
@@ -2117,7 +2218,7 @@
 </file>
 
 <file path=word/endnotes.xml><?xml version="1.0" encoding="utf-8"?>
-<w:endnotes xmlns:wpc="http://schemas.microsoft.com/office/word/2010/wordprocessingCanvas" xmlns:cx="http://schemas.microsoft.com/office/drawing/2014/chartex" xmlns:cx1="http://schemas.microsoft.com/office/drawing/2015/9/8/chartex" xmlns:cx2="http://schemas.microsoft.com/office/drawing/2015/10/21/chartex" xmlns:cx3="http://schemas.microsoft.com/office/drawing/2016/5/9/chartex" xmlns:cx4="http://schemas.microsoft.com/office/drawing/2016/5/10/chartex" xmlns:cx5="http://schemas.microsoft.com/office/drawing/2016/5/11/chartex" xmlns:cx6="http://schemas.microsoft.com/office/drawing/2016/5/12/chartex" xmlns:cx7="http://schemas.microsoft.com/office/drawing/2016/5/13/chartex" xmlns:cx8="http://schemas.microsoft.com/office/drawing/2016/5/14/chartex" xmlns:mc="http://schemas.openxmlformats.org/markup-compatibility/2006" xmlns:aink="http://schemas.microsoft.com/office/drawing/2016/ink" xmlns:am3d="http://schemas.microsoft.com/office/drawing/2017/model3d" xmlns:o="urn:schemas-microsoft-com:office:office" xmlns:oel="http://schemas.microsoft.com/office/2019/extlst" xmlns:r="http://schemas.openxmlformats.org/officeDocument/2006/relationships" xmlns:m="http://schemas.openxmlformats.org/officeDocument/2006/math" xmlns:v="urn:schemas-microsoft-com:vml" xmlns:wp14="http://schemas.microsoft.com/office/word/2010/wordprocessingDrawing" xmlns:wp="http://schemas.openxmlformats.org/drawingml/2006/wordprocessingDrawing" xmlns:w10="urn:schemas-microsoft-com:office:word" xmlns:w="http://schemas.openxmlformats.org/wordprocessingml/2006/main" xmlns:w14="http://schemas.microsoft.com/office/word/2010/wordml" xmlns:w15="http://schemas.microsoft.com/office/word/2012/wordml" xmlns:w16cex="http://schemas.microsoft.com/office/word/2018/wordml/cex" xmlns:w16cid="http://schemas.microsoft.com/office/word/2016/wordml/cid" xmlns:w16="http://schemas.microsoft.com/office/word/2018/wordml" xmlns:w16du="http://schemas.microsoft.com/office/word/2023/wordml/word16du" xmlns:w16sdtdh="http://schemas.microsoft.com/office/word/2020/wordml/sdtdatahash" xmlns:w16sdtfl="http://schemas.microsoft.com/office/word/2024/wordml/sdtformatlock" xmlns:w16se="http://schemas.microsoft.com/office/word/2015/wordml/symex" xmlns:wpg="http://schemas.microsoft.com/office/word/2010/wordprocessingGroup" xmlns:wpi="http://schemas.microsoft.com/office/word/2010/wordprocessingInk" xmlns:wne="http://schemas.microsoft.com/office/word/2006/wordml" xmlns:wps="http://schemas.microsoft.com/office/word/2010/wordprocessingShape" mc:Ignorable="w14 w15 w16se w16cid w16 w16cex w16sdtdh w16sdtfl w16du wp14">
+<w:endnotes xmlns:wpc="http://schemas.microsoft.com/office/word/2010/wordprocessingCanvas" xmlns:cx="http://schemas.microsoft.com/office/drawing/2014/chartex" xmlns:cx1="http://schemas.microsoft.com/office/drawing/2015/9/8/chartex" xmlns:cx2="http://schemas.microsoft.com/office/drawing/2015/10/21/chartex" xmlns:cx3="http://schemas.microsoft.com/office/drawing/2016/5/9/chartex" xmlns:cx4="http://schemas.microsoft.com/office/drawing/2016/5/10/chartex" xmlns:cx5="http://schemas.microsoft.com/office/drawing/2016/5/11/chartex" xmlns:cx6="http://schemas.microsoft.com/office/drawing/2016/5/12/chartex" xmlns:cx7="http://schemas.microsoft.com/office/drawing/2016/5/13/chartex" xmlns:cx8="http://schemas.microsoft.com/office/drawing/2016/5/14/chartex" xmlns:mc="http://schemas.openxmlformats.org/markup-compatibility/2006" xmlns:aink="http://schemas.microsoft.com/office/drawing/2016/ink" xmlns:am3d="http://schemas.microsoft.com/office/drawing/2017/model3d" xmlns:o="urn:schemas-microsoft-com:office:office" xmlns:oel="http://schemas.microsoft.com/office/2019/extlst" xmlns:r="http://schemas.openxmlformats.org/officeDocument/2006/relationships" xmlns:m="http://schemas.openxmlformats.org/officeDocument/2006/math" xmlns:v="urn:schemas-microsoft-com:vml" xmlns:wp14="http://schemas.microsoft.com/office/word/2010/wordprocessingDrawing" xmlns:wp="http://schemas.openxmlformats.org/drawingml/2006/wordprocessingDrawing" xmlns:w10="urn:schemas-microsoft-com:office:word" xmlns:w="http://schemas.openxmlformats.org/wordprocessingml/2006/main" xmlns:w14="http://schemas.microsoft.com/office/word/2010/wordml" xmlns:w15="http://schemas.microsoft.com/office/word/2012/wordml" xmlns:w16cei="http://schemas.microsoft.com/office/word/2026/wordml/cei" xmlns:w16cex="http://schemas.microsoft.com/office/word/2018/wordml/cex" xmlns:w16cid="http://schemas.microsoft.com/office/word/2016/wordml/cid" xmlns:w16="http://schemas.microsoft.com/office/word/2018/wordml" xmlns:w16du="http://schemas.microsoft.com/office/word/2023/wordml/word16du" xmlns:w16sdtdh="http://schemas.microsoft.com/office/word/2020/wordml/sdtdatahash" xmlns:w16sdtfl="http://schemas.microsoft.com/office/word/2024/wordml/sdtformatlock" xmlns:w16se="http://schemas.microsoft.com/office/word/2015/wordml/symex" xmlns:wpg="http://schemas.microsoft.com/office/word/2010/wordprocessingGroup" xmlns:wpi="http://schemas.microsoft.com/office/word/2010/wordprocessingInk" xmlns:wne="http://schemas.microsoft.com/office/word/2006/wordml" xmlns:wps="http://schemas.microsoft.com/office/word/2010/wordprocessingShape" mc:Ignorable="w14 w15 w16se w16cid w16 w16cex w16sdtdh w16sdtfl w16du wp14">
   <w:endnote w:type="separator" w:id="-1">
     <w:p>
       <w:r>
@@ -2136,7 +2237,7 @@
 </file>
 
 <file path=word/footnotes.xml><?xml version="1.0" encoding="utf-8"?>
-<w:footnotes xmlns:wpc="http://schemas.microsoft.com/office/word/2010/wordprocessingCanvas" xmlns:cx="http://schemas.microsoft.com/office/drawing/2014/chartex" xmlns:cx1="http://schemas.microsoft.com/office/drawing/2015/9/8/chartex" xmlns:cx2="http://schemas.microsoft.com/office/drawing/2015/10/21/chartex" xmlns:cx3="http://schemas.microsoft.com/office/drawing/2016/5/9/chartex" xmlns:cx4="http://schemas.microsoft.com/office/drawing/2016/5/10/chartex" xmlns:cx5="http://schemas.microsoft.com/office/drawing/2016/5/11/chartex" xmlns:cx6="http://schemas.microsoft.com/office/drawing/2016/5/12/chartex" xmlns:cx7="http://schemas.microsoft.com/office/drawing/2016/5/13/chartex" xmlns:cx8="http://schemas.microsoft.com/office/drawing/2016/5/14/chartex" xmlns:mc="http://schemas.openxmlformats.org/markup-compatibility/2006" xmlns:aink="http://schemas.microsoft.com/office/drawing/2016/ink" xmlns:am3d="http://schemas.microsoft.com/office/drawing/2017/model3d" xmlns:o="urn:schemas-microsoft-com:office:office" xmlns:oel="http://schemas.microsoft.com/office/2019/extlst" xmlns:r="http://schemas.openxmlformats.org/officeDocument/2006/relationships" xmlns:m="http://schemas.openxmlformats.org/officeDocument/2006/math" xmlns:v="urn:schemas-microsoft-com:vml" xmlns:wp14="http://schemas.microsoft.com/office/word/2010/wordprocessingDrawing" xmlns:wp="http://schemas.openxmlformats.org/drawingml/2006/wordprocessingDrawing" xmlns:w10="urn:schemas-microsoft-com:office:word" xmlns:w="http://schemas.openxmlformats.org/wordprocessingml/2006/main" xmlns:w14="http://schemas.microsoft.com/office/word/2010/wordml" xmlns:w15="http://schemas.microsoft.com/office/word/2012/wordml" xmlns:w16cex="http://schemas.microsoft.com/office/word/2018/wordml/cex" xmlns:w16cid="http://schemas.microsoft.com/office/word/2016/wordml/cid" xmlns:w16="http://schemas.microsoft.com/office/word/2018/wordml" xmlns:w16du="http://schemas.microsoft.com/office/word/2023/wordml/word16du" xmlns:w16sdtdh="http://schemas.microsoft.com/office/word/2020/wordml/sdtdatahash" xmlns:w16sdtfl="http://schemas.microsoft.com/office/word/2024/wordml/sdtformatlock" xmlns:w16se="http://schemas.microsoft.com/office/word/2015/wordml/symex" xmlns:wpg="http://schemas.microsoft.com/office/word/2010/wordprocessingGroup" xmlns:wpi="http://schemas.microsoft.com/office/word/2010/wordprocessingInk" xmlns:wne="http://schemas.microsoft.com/office/word/2006/wordml" xmlns:wps="http://schemas.microsoft.com/office/word/2010/wordprocessingShape" mc:Ignorable="w14 w15 w16se w16cid w16 w16cex w16sdtdh w16sdtfl w16du wp14">
+<w:footnotes xmlns:wpc="http://schemas.microsoft.com/office/word/2010/wordprocessingCanvas" xmlns:cx="http://schemas.microsoft.com/office/drawing/2014/chartex" xmlns:cx1="http://schemas.microsoft.com/office/drawing/2015/9/8/chartex" xmlns:cx2="http://schemas.microsoft.com/office/drawing/2015/10/21/chartex" xmlns:cx3="http://schemas.microsoft.com/office/drawing/2016/5/9/chartex" xmlns:cx4="http://schemas.microsoft.com/office/drawing/2016/5/10/chartex" xmlns:cx5="http://schemas.microsoft.com/office/drawing/2016/5/11/chartex" xmlns:cx6="http://schemas.microsoft.com/office/drawing/2016/5/12/chartex" xmlns:cx7="http://schemas.microsoft.com/office/drawing/2016/5/13/chartex" xmlns:cx8="http://schemas.microsoft.com/office/drawing/2016/5/14/chartex" xmlns:mc="http://schemas.openxmlformats.org/markup-compatibility/2006" xmlns:aink="http://schemas.microsoft.com/office/drawing/2016/ink" xmlns:am3d="http://schemas.microsoft.com/office/drawing/2017/model3d" xmlns:o="urn:schemas-microsoft-com:office:office" xmlns:oel="http://schemas.microsoft.com/office/2019/extlst" xmlns:r="http://schemas.openxmlformats.org/officeDocument/2006/relationships" xmlns:m="http://schemas.openxmlformats.org/officeDocument/2006/math" xmlns:v="urn:schemas-microsoft-com:vml" xmlns:wp14="http://schemas.microsoft.com/office/word/2010/wordprocessingDrawing" xmlns:wp="http://schemas.openxmlformats.org/drawingml/2006/wordprocessingDrawing" xmlns:w10="urn:schemas-microsoft-com:office:word" xmlns:w="http://schemas.openxmlformats.org/wordprocessingml/2006/main" xmlns:w14="http://schemas.microsoft.com/office/word/2010/wordml" xmlns:w15="http://schemas.microsoft.com/office/word/2012/wordml" xmlns:w16cei="http://schemas.microsoft.com/office/word/2026/wordml/cei" xmlns:w16cex="http://schemas.microsoft.com/office/word/2018/wordml/cex" xmlns:w16cid="http://schemas.microsoft.com/office/word/2016/wordml/cid" xmlns:w16="http://schemas.microsoft.com/office/word/2018/wordml" xmlns:w16du="http://schemas.microsoft.com/office/word/2023/wordml/word16du" xmlns:w16sdtdh="http://schemas.microsoft.com/office/word/2020/wordml/sdtdatahash" xmlns:w16sdtfl="http://schemas.microsoft.com/office/word/2024/wordml/sdtformatlock" xmlns:w16se="http://schemas.microsoft.com/office/word/2015/wordml/symex" xmlns:wpg="http://schemas.microsoft.com/office/word/2010/wordprocessingGroup" xmlns:wpi="http://schemas.microsoft.com/office/word/2010/wordprocessingInk" xmlns:wne="http://schemas.microsoft.com/office/word/2006/wordml" xmlns:wps="http://schemas.microsoft.com/office/word/2010/wordprocessingShape" mc:Ignorable="w14 w15 w16se w16cid w16 w16cex w16sdtdh w16sdtfl w16du wp14">
   <w:footnote w:type="separator" w:id="-1">
     <w:p>
       <w:r>
@@ -2155,7 +2256,7 @@
 </file>
 
 <file path=word/header1.xml><?xml version="1.0" encoding="utf-8"?>
-<w:hdr xmlns:wpc="http://schemas.microsoft.com/office/word/2010/wordprocessingCanvas" xmlns:cx="http://schemas.microsoft.com/office/drawing/2014/chartex" xmlns:cx1="http://schemas.microsoft.com/office/drawing/2015/9/8/chartex" xmlns:cx2="http://schemas.microsoft.com/office/drawing/2015/10/21/chartex" xmlns:cx3="http://schemas.microsoft.com/office/drawing/2016/5/9/chartex" xmlns:cx4="http://schemas.microsoft.com/office/drawing/2016/5/10/chartex" xmlns:cx5="http://schemas.microsoft.com/office/drawing/2016/5/11/chartex" xmlns:cx6="http://schemas.microsoft.com/office/drawing/2016/5/12/chartex" xmlns:cx7="http://schemas.microsoft.com/office/drawing/2016/5/13/chartex" xmlns:cx8="http://schemas.microsoft.com/office/drawing/2016/5/14/chartex" xmlns:mc="http://schemas.openxmlformats.org/markup-compatibility/2006" xmlns:aink="http://schemas.microsoft.com/office/drawing/2016/ink" xmlns:am3d="http://schemas.microsoft.com/office/drawing/2017/model3d" xmlns:o="urn:schemas-microsoft-com:office:office" xmlns:oel="http://schemas.microsoft.com/office/2019/extlst" xmlns:r="http://schemas.openxmlformats.org/officeDocument/2006/relationships" xmlns:m="http://schemas.openxmlformats.org/officeDocument/2006/math" xmlns:v="urn:schemas-microsoft-com:vml" xmlns:wp14="http://schemas.microsoft.com/office/word/2010/wordprocessingDrawing" xmlns:wp="http://schemas.openxmlformats.org/drawingml/2006/wordprocessingDrawing" xmlns:w10="urn:schemas-microsoft-com:office:word" xmlns:w="http://schemas.openxmlformats.org/wordprocessingml/2006/main" xmlns:w14="http://schemas.microsoft.com/office/word/2010/wordml" xmlns:w15="http://schemas.microsoft.com/office/word/2012/wordml" xmlns:w16cex="http://schemas.microsoft.com/office/word/2018/wordml/cex" xmlns:w16cid="http://schemas.microsoft.com/office/word/2016/wordml/cid" xmlns:w16="http://schemas.microsoft.com/office/word/2018/wordml" xmlns:w16du="http://schemas.microsoft.com/office/word/2023/wordml/word16du" xmlns:w16sdtdh="http://schemas.microsoft.com/office/word/2020/wordml/sdtdatahash" xmlns:w16sdtfl="http://schemas.microsoft.com/office/word/2024/wordml/sdtformatlock" xmlns:w16se="http://schemas.microsoft.com/office/word/2015/wordml/symex" xmlns:wpg="http://schemas.microsoft.com/office/word/2010/wordprocessingGroup" xmlns:wpi="http://schemas.microsoft.com/office/word/2010/wordprocessingInk" xmlns:wne="http://schemas.microsoft.com/office/word/2006/wordml" xmlns:wps="http://schemas.microsoft.com/office/word/2010/wordprocessingShape" mc:Ignorable="w14 w15 w16se w16cid w16 w16cex w16sdtdh w16sdtfl w16du wp14">
+<w:hdr xmlns:wpc="http://schemas.microsoft.com/office/word/2010/wordprocessingCanvas" xmlns:cx="http://schemas.microsoft.com/office/drawing/2014/chartex" xmlns:cx1="http://schemas.microsoft.com/office/drawing/2015/9/8/chartex" xmlns:cx2="http://schemas.microsoft.com/office/drawing/2015/10/21/chartex" xmlns:cx3="http://schemas.microsoft.com/office/drawing/2016/5/9/chartex" xmlns:cx4="http://schemas.microsoft.com/office/drawing/2016/5/10/chartex" xmlns:cx5="http://schemas.microsoft.com/office/drawing/2016/5/11/chartex" xmlns:cx6="http://schemas.microsoft.com/office/drawing/2016/5/12/chartex" xmlns:cx7="http://schemas.microsoft.com/office/drawing/2016/5/13/chartex" xmlns:cx8="http://schemas.microsoft.com/office/drawing/2016/5/14/chartex" xmlns:mc="http://schemas.openxmlformats.org/markup-compatibility/2006" xmlns:aink="http://schemas.microsoft.com/office/drawing/2016/ink" xmlns:am3d="http://schemas.microsoft.com/office/drawing/2017/model3d" xmlns:o="urn:schemas-microsoft-com:office:office" xmlns:oel="http://schemas.microsoft.com/office/2019/extlst" xmlns:r="http://schemas.openxmlformats.org/officeDocument/2006/relationships" xmlns:m="http://schemas.openxmlformats.org/officeDocument/2006/math" xmlns:v="urn:schemas-microsoft-com:vml" xmlns:wp14="http://schemas.microsoft.com/office/word/2010/wordprocessingDrawing" xmlns:wp="http://schemas.openxmlformats.org/drawingml/2006/wordprocessingDrawing" xmlns:w10="urn:schemas-microsoft-com:office:word" xmlns:w="http://schemas.openxmlformats.org/wordprocessingml/2006/main" xmlns:w14="http://schemas.microsoft.com/office/word/2010/wordml" xmlns:w15="http://schemas.microsoft.com/office/word/2012/wordml" xmlns:w16cei="http://schemas.microsoft.com/office/word/2026/wordml/cei" xmlns:w16cex="http://schemas.microsoft.com/office/word/2018/wordml/cex" xmlns:w16cid="http://schemas.microsoft.com/office/word/2016/wordml/cid" xmlns:w16="http://schemas.microsoft.com/office/word/2018/wordml" xmlns:w16du="http://schemas.microsoft.com/office/word/2023/wordml/word16du" xmlns:w16sdtdh="http://schemas.microsoft.com/office/word/2020/wordml/sdtdatahash" xmlns:w16sdtfl="http://schemas.microsoft.com/office/word/2024/wordml/sdtformatlock" xmlns:w16se="http://schemas.microsoft.com/office/word/2015/wordml/symex" xmlns:wpg="http://schemas.microsoft.com/office/word/2010/wordprocessingGroup" xmlns:wpi="http://schemas.microsoft.com/office/word/2010/wordprocessingInk" xmlns:wne="http://schemas.microsoft.com/office/word/2006/wordml" xmlns:wps="http://schemas.microsoft.com/office/word/2010/wordprocessingShape" mc:Ignorable="w14 w15 w16se w16cid w16 w16cex w16sdtdh w16sdtfl w16du wp14">
   <w:sdt>
     <w:sdtPr>
       <w:rPr>
@@ -2235,7 +2336,7 @@
 </file>
 
 <file path=word/numbering.xml><?xml version="1.0" encoding="utf-8"?>
-<w:numbering xmlns:wpc="http://schemas.microsoft.com/office/word/2010/wordprocessingCanvas" xmlns:cx="http://schemas.microsoft.com/office/drawing/2014/chartex" xmlns:cx1="http://schemas.microsoft.com/office/drawing/2015/9/8/chartex" xmlns:cx2="http://schemas.microsoft.com/office/drawing/2015/10/21/chartex" xmlns:cx3="http://schemas.microsoft.com/office/drawing/2016/5/9/chartex" xmlns:cx4="http://schemas.microsoft.com/office/drawing/2016/5/10/chartex" xmlns:cx5="http://schemas.microsoft.com/office/drawing/2016/5/11/chartex" xmlns:cx6="http://schemas.microsoft.com/office/drawing/2016/5/12/chartex" xmlns:cx7="http://schemas.microsoft.com/office/drawing/2016/5/13/chartex" xmlns:cx8="http://schemas.microsoft.com/office/drawing/2016/5/14/chartex" xmlns:mc="http://schemas.openxmlformats.org/markup-compatibility/2006" xmlns:aink="http://schemas.microsoft.com/office/drawing/2016/ink" xmlns:am3d="http://schemas.microsoft.com/office/drawing/2017/model3d" xmlns:o="urn:schemas-microsoft-com:office:office" xmlns:oel="http://schemas.microsoft.com/office/2019/extlst" xmlns:r="http://schemas.openxmlformats.org/officeDocument/2006/relationships" xmlns:m="http://schemas.openxmlformats.org/officeDocument/2006/math" xmlns:v="urn:schemas-microsoft-com:vml" xmlns:wp14="http://schemas.microsoft.com/office/word/2010/wordprocessingDrawing" xmlns:wp="http://schemas.openxmlformats.org/drawingml/2006/wordprocessingDrawing" xmlns:w10="urn:schemas-microsoft-com:office:word" xmlns:w="http://schemas.openxmlformats.org/wordprocessingml/2006/main" xmlns:w14="http://schemas.microsoft.com/office/word/2010/wordml" xmlns:w15="http://schemas.microsoft.com/office/word/2012/wordml" xmlns:w16cex="http://schemas.microsoft.com/office/word/2018/wordml/cex" xmlns:w16cid="http://schemas.microsoft.com/office/word/2016/wordml/cid" xmlns:w16="http://schemas.microsoft.com/office/word/2018/wordml" xmlns:w16du="http://schemas.microsoft.com/office/word/2023/wordml/word16du" xmlns:w16sdtdh="http://schemas.microsoft.com/office/word/2020/wordml/sdtdatahash" xmlns:w16sdtfl="http://schemas.microsoft.com/office/word/2024/wordml/sdtformatlock" xmlns:w16se="http://schemas.microsoft.com/office/word/2015/wordml/symex" xmlns:wpg="http://schemas.microsoft.com/office/word/2010/wordprocessingGroup" xmlns:wpi="http://schemas.microsoft.com/office/word/2010/wordprocessingInk" xmlns:wne="http://schemas.microsoft.com/office/word/2006/wordml" xmlns:wps="http://schemas.microsoft.com/office/word/2010/wordprocessingShape" mc:Ignorable="w14 w15 w16se w16cid w16 w16cex w16sdtdh w16sdtfl w16du wp14">
+<w:numbering xmlns:wpc="http://schemas.microsoft.com/office/word/2010/wordprocessingCanvas" xmlns:cx="http://schemas.microsoft.com/office/drawing/2014/chartex" xmlns:cx1="http://schemas.microsoft.com/office/drawing/2015/9/8/chartex" xmlns:cx2="http://schemas.microsoft.com/office/drawing/2015/10/21/chartex" xmlns:cx3="http://schemas.microsoft.com/office/drawing/2016/5/9/chartex" xmlns:cx4="http://schemas.microsoft.com/office/drawing/2016/5/10/chartex" xmlns:cx5="http://schemas.microsoft.com/office/drawing/2016/5/11/chartex" xmlns:cx6="http://schemas.microsoft.com/office/drawing/2016/5/12/chartex" xmlns:cx7="http://schemas.microsoft.com/office/drawing/2016/5/13/chartex" xmlns:cx8="http://schemas.microsoft.com/office/drawing/2016/5/14/chartex" xmlns:mc="http://schemas.openxmlformats.org/markup-compatibility/2006" xmlns:aink="http://schemas.microsoft.com/office/drawing/2016/ink" xmlns:am3d="http://schemas.microsoft.com/office/drawing/2017/model3d" xmlns:o="urn:schemas-microsoft-com:office:office" xmlns:oel="http://schemas.microsoft.com/office/2019/extlst" xmlns:r="http://schemas.openxmlformats.org/officeDocument/2006/relationships" xmlns:m="http://schemas.openxmlformats.org/officeDocument/2006/math" xmlns:v="urn:schemas-microsoft-com:vml" xmlns:wp14="http://schemas.microsoft.com/office/word/2010/wordprocessingDrawing" xmlns:wp="http://schemas.openxmlformats.org/drawingml/2006/wordprocessingDrawing" xmlns:w10="urn:schemas-microsoft-com:office:word" xmlns:w="http://schemas.openxmlformats.org/wordprocessingml/2006/main" xmlns:w14="http://schemas.microsoft.com/office/word/2010/wordml" xmlns:w15="http://schemas.microsoft.com/office/word/2012/wordml" xmlns:w16cei="http://schemas.microsoft.com/office/word/2026/wordml/cei" xmlns:w16cex="http://schemas.microsoft.com/office/word/2018/wordml/cex" xmlns:w16cid="http://schemas.microsoft.com/office/word/2016/wordml/cid" xmlns:w16="http://schemas.microsoft.com/office/word/2018/wordml" xmlns:w16du="http://schemas.microsoft.com/office/word/2023/wordml/word16du" xmlns:w16sdtdh="http://schemas.microsoft.com/office/word/2020/wordml/sdtdatahash" xmlns:w16sdtfl="http://schemas.microsoft.com/office/word/2024/wordml/sdtformatlock" xmlns:w16se="http://schemas.microsoft.com/office/word/2015/wordml/symex" xmlns:wpg="http://schemas.microsoft.com/office/word/2010/wordprocessingGroup" xmlns:wpi="http://schemas.microsoft.com/office/word/2010/wordprocessingInk" xmlns:wne="http://schemas.microsoft.com/office/word/2006/wordml" xmlns:wps="http://schemas.microsoft.com/office/word/2010/wordprocessingShape" mc:Ignorable="w14 w15 w16se w16cid w16 w16cex w16sdtdh w16sdtfl w16du wp14">
   <w:abstractNum w:abstractNumId="0" w15:restartNumberingAfterBreak="0">
     <w:nsid w:val="3D5241D1"/>
     <w:multiLevelType w:val="hybridMultilevel"/>
@@ -2765,7 +2866,6 @@
   <w:style w:type="character" w:default="1" w:styleId="DefaultParagraphFont">
     <w:name w:val="Default Paragraph Font"/>
     <w:uiPriority w:val="1"/>
-    <w:semiHidden/>
     <w:unhideWhenUsed/>
   </w:style>
   <w:style w:type="table" w:default="1" w:styleId="TableNormal">

--- a/templates/3. รายงานการประชุมแบบรูปรายการ_template.docx
+++ b/templates/3. รายงานการประชุมแบบรูปรายการ_template.docx
@@ -1173,21 +1173,9 @@
         </w:rPr>
         <w:t>วันที่คำสั่งคณะกรรมการจัดทำแบบรูปรายการงานก่อสร้าง]</w:t>
       </w:r>
-    </w:p>
-    <w:p>
-      <w:pPr>
-        <w:spacing w:line="276" w:lineRule="auto"/>
-        <w:jc w:val="thaiDistribute"/>
-        <w:rPr>
-          <w:rFonts w:ascii="TH SarabunIT๙" w:hAnsi="TH SarabunIT๙" w:cs="TH SarabunIT๙"/>
-          <w:noProof/>
-          <w:sz w:val="32"/>
-          <w:szCs w:val="32"/>
-        </w:rPr>
-      </w:pPr>
-      <w:r>
-        <w:rPr>
-          <w:rFonts w:ascii="TH SarabunIT๙" w:hAnsi="TH SarabunIT๙" w:cs="TH SarabunIT๙"/>
+      <w:r>
+        <w:rPr>
+          <w:rFonts w:ascii="TH SarabunIT๙" w:hAnsi="TH SarabunIT๙" w:cs="TH SarabunIT๙" w:hint="cs"/>
           <w:b/>
           <w:bCs/>
           <w:noProof/>
@@ -1195,8 +1183,7 @@
           <w:szCs w:val="32"/>
           <w:cs/>
         </w:rPr>
-        <w:tab/>
-        <w:t xml:space="preserve">     </w:t>
+        <w:t xml:space="preserve"> </w:t>
       </w:r>
       <w:r>
         <w:rPr>
@@ -1575,13 +1562,13 @@
       </w:r>
       <w:r>
         <w:rPr>
-          <w:rFonts w:ascii="TH SarabunIT๙" w:hAnsi="TH SarabunIT๙" w:cs="TH SarabunIT๙"/>
-          <w:noProof/>
-          <w:sz w:val="32"/>
-          <w:szCs w:val="32"/>
-          <w:cs/>
-        </w:rPr>
-        <w:t xml:space="preserve">  </w:t>
+          <w:rFonts w:ascii="TH SarabunIT๙" w:hAnsi="TH SarabunIT๙" w:cs="TH SarabunIT๙" w:hint="cs"/>
+          <w:noProof/>
+          <w:sz w:val="32"/>
+          <w:szCs w:val="32"/>
+          <w:cs/>
+        </w:rPr>
+        <w:t xml:space="preserve"> </w:t>
       </w:r>
       <w:r>
         <w:rPr>
@@ -1690,521 +1677,629 @@
           <w:szCs w:val="32"/>
         </w:rPr>
       </w:pPr>
-      <w:r>
-        <w:rPr>
-          <w:rFonts w:ascii="TH SarabunIT๙" w:hAnsi="TH SarabunIT๙" w:cs="TH SarabunIT๙" w:hint="cs"/>
-          <w:noProof/>
-          <w:sz w:val="32"/>
-          <w:szCs w:val="32"/>
-          <w:cs/>
-        </w:rPr>
-        <w:tab/>
-      </w:r>
-      <w:r>
-        <w:rPr>
-          <w:rFonts w:ascii="TH SarabunIT๙" w:hAnsi="TH SarabunIT๙" w:cs="TH SarabunIT๙" w:hint="cs"/>
-          <w:noProof/>
-          <w:sz w:val="32"/>
-          <w:szCs w:val="32"/>
-          <w:cs/>
-        </w:rPr>
-        <w:tab/>
-      </w:r>
-      <w:r>
-        <w:rPr>
-          <w:rFonts w:ascii="TH SarabunIT๙" w:hAnsi="TH SarabunIT๙" w:cs="TH SarabunIT๙" w:hint="cs"/>
-          <w:noProof/>
-          <w:sz w:val="32"/>
-          <w:szCs w:val="32"/>
-          <w:cs/>
-        </w:rPr>
-        <w:tab/>
-      </w:r>
-      <w:r>
-        <w:rPr>
-          <w:rFonts w:ascii="TH SarabunIT๙" w:hAnsi="TH SarabunIT๙" w:cs="TH SarabunIT๙" w:hint="cs"/>
-          <w:noProof/>
-          <w:sz w:val="32"/>
-          <w:szCs w:val="32"/>
-          <w:cs/>
-        </w:rPr>
-        <w:tab/>
-      </w:r>
-      <w:r>
-        <w:rPr>
-          <w:rFonts w:ascii="TH SarabunIT๙" w:hAnsi="TH SarabunIT๙" w:cs="TH SarabunIT๙"/>
-          <w:noProof/>
-          <w:sz w:val="32"/>
-          <w:szCs w:val="32"/>
-          <w:cs/>
-        </w:rPr>
-        <w:t>(ลงชื่อ)..........................</w:t>
-      </w:r>
-      <w:r>
-        <w:rPr>
-          <w:rFonts w:ascii="TH SarabunIT๙" w:hAnsi="TH SarabunIT๙" w:cs="TH SarabunIT๙"/>
-          <w:noProof/>
-          <w:sz w:val="32"/>
-          <w:szCs w:val="32"/>
-          <w:cs/>
-        </w:rPr>
-        <w:t>........................</w:t>
-      </w:r>
-      <w:r>
-        <w:rPr>
-          <w:rFonts w:ascii="TH SarabunIT๙" w:hAnsi="TH SarabunIT๙" w:cs="TH SarabunIT๙"/>
-          <w:noProof/>
-          <w:sz w:val="32"/>
-          <w:szCs w:val="32"/>
-          <w:cs/>
-        </w:rPr>
-        <w:t>ผู้จดรายงานการประชุม</w:t>
-      </w:r>
     </w:p>
     <w:p>
       <w:pPr>
         <w:pStyle w:val="NoSpacing"/>
-        <w:spacing w:line="276" w:lineRule="auto"/>
-        <w:rPr>
-          <w:rFonts w:ascii="TH SarabunIT๙" w:hAnsi="TH SarabunIT๙" w:cs="TH SarabunIT๙"/>
-          <w:noProof/>
-          <w:sz w:val="32"/>
-          <w:szCs w:val="32"/>
-        </w:rPr>
-      </w:pPr>
-      <w:r>
-        <w:rPr>
-          <w:rFonts w:ascii="TH SarabunIT๙" w:hAnsi="TH SarabunIT๙" w:cs="TH SarabunIT๙"/>
-          <w:noProof/>
-          <w:sz w:val="32"/>
-          <w:szCs w:val="32"/>
-          <w:cs/>
-        </w:rPr>
-        <w:t xml:space="preserve"> </w:t>
-      </w:r>
-      <w:r>
+        <w:spacing w:before="120" w:line="276" w:lineRule="auto"/>
         <w:rPr>
           <w:rFonts w:ascii="TH SarabunIT๙" w:hAnsi="TH SarabunIT๙" w:cs="TH SarabunIT๙" w:hint="cs"/>
           <w:noProof/>
           <w:sz w:val="32"/>
           <w:szCs w:val="32"/>
-          <w:cs/>
-        </w:rPr>
-        <w:tab/>
-      </w:r>
-      <w:r>
-        <w:rPr>
-          <w:rFonts w:ascii="TH SarabunIT๙" w:hAnsi="TH SarabunIT๙" w:cs="TH SarabunIT๙" w:hint="cs"/>
-          <w:noProof/>
-          <w:sz w:val="32"/>
-          <w:szCs w:val="32"/>
-          <w:cs/>
-        </w:rPr>
-        <w:tab/>
-      </w:r>
-      <w:r>
-        <w:rPr>
-          <w:rFonts w:ascii="TH SarabunIT๙" w:hAnsi="TH SarabunIT๙" w:cs="TH SarabunIT๙" w:hint="cs"/>
-          <w:noProof/>
-          <w:sz w:val="32"/>
-          <w:szCs w:val="32"/>
-          <w:cs/>
-        </w:rPr>
-        <w:tab/>
-      </w:r>
-      <w:r>
-        <w:rPr>
-          <w:rFonts w:ascii="TH SarabunIT๙" w:hAnsi="TH SarabunIT๙" w:cs="TH SarabunIT๙" w:hint="cs"/>
-          <w:noProof/>
-          <w:sz w:val="32"/>
-          <w:szCs w:val="32"/>
-          <w:cs/>
-        </w:rPr>
-        <w:tab/>
-        <w:t xml:space="preserve">            </w:t>
-      </w:r>
-      <w:r>
-        <w:rPr>
-          <w:rFonts w:ascii="TH SarabunIT๙" w:hAnsi="TH SarabunIT๙" w:cs="TH SarabunIT๙"/>
-          <w:noProof/>
-          <w:sz w:val="32"/>
-          <w:szCs w:val="32"/>
-          <w:cs/>
-        </w:rPr>
-        <w:t>(</w:t>
-      </w:r>
-      <w:r>
-        <w:rPr>
-          <w:rFonts w:ascii="TH SarabunIT๙" w:hAnsi="TH SarabunIT๙" w:cs="TH SarabunIT๙"/>
-          <w:noProof/>
-          <w:color w:val="000000"/>
-          <w:sz w:val="32"/>
-          <w:szCs w:val="32"/>
-          <w:cs/>
-        </w:rPr>
-        <w:t>[ชื่อผู้จดรายงานการประชุม]</w:t>
-      </w:r>
-      <w:r>
-        <w:rPr>
-          <w:rFonts w:ascii="TH SarabunIT๙" w:hAnsi="TH SarabunIT๙" w:cs="TH SarabunIT๙"/>
-          <w:noProof/>
-          <w:sz w:val="32"/>
-          <w:szCs w:val="32"/>
-          <w:cs/>
-        </w:rPr>
-        <w:t>)</w:t>
-      </w:r>
+        </w:rPr>
+      </w:pPr>
     </w:p>
+    <w:tbl>
+      <w:tblPr>
+        <w:tblStyle w:val="TableGrid"/>
+        <w:tblW w:w="0" w:type="auto"/>
+        <w:jc w:val="center"/>
+        <w:tblBorders>
+          <w:top w:val="none" w:sz="0" w:space="0" w:color="auto"/>
+          <w:left w:val="none" w:sz="0" w:space="0" w:color="auto"/>
+          <w:bottom w:val="none" w:sz="0" w:space="0" w:color="auto"/>
+          <w:right w:val="none" w:sz="0" w:space="0" w:color="auto"/>
+          <w:insideH w:val="none" w:sz="0" w:space="0" w:color="auto"/>
+          <w:insideV w:val="none" w:sz="0" w:space="0" w:color="auto"/>
+        </w:tblBorders>
+        <w:tblLook w:val="04A0" w:firstRow="1" w:lastRow="0" w:firstColumn="1" w:lastColumn="0" w:noHBand="0" w:noVBand="1"/>
+      </w:tblPr>
+      <w:tblGrid>
+        <w:gridCol w:w="1321"/>
+        <w:gridCol w:w="4296"/>
+        <w:gridCol w:w="2693"/>
+      </w:tblGrid>
+      <w:tr>
+        <w:trPr>
+          <w:jc w:val="center"/>
+        </w:trPr>
+        <w:tc>
+          <w:tcPr>
+            <w:tcW w:w="1321" w:type="dxa"/>
+          </w:tcPr>
+          <w:p>
+            <w:pPr>
+              <w:pStyle w:val="NoSpacing"/>
+              <w:spacing w:before="120" w:line="276" w:lineRule="auto"/>
+              <w:jc w:val="right"/>
+              <w:rPr>
+                <w:rFonts w:ascii="TH SarabunIT๙" w:hAnsi="TH SarabunIT๙" w:cs="TH SarabunIT๙"/>
+                <w:noProof/>
+                <w:sz w:val="32"/>
+                <w:szCs w:val="32"/>
+                <w:cs/>
+              </w:rPr>
+            </w:pPr>
+            <w:r>
+              <w:rPr>
+                <w:rFonts w:ascii="TH SarabunIT๙" w:hAnsi="TH SarabunIT๙" w:cs="TH SarabunIT๙"/>
+                <w:noProof/>
+                <w:sz w:val="32"/>
+                <w:szCs w:val="32"/>
+                <w:cs/>
+              </w:rPr>
+              <w:t>(ลงชื่อ)</w:t>
+            </w:r>
+          </w:p>
+        </w:tc>
+        <w:tc>
+          <w:tcPr>
+            <w:tcW w:w="4296" w:type="dxa"/>
+          </w:tcPr>
+          <w:p>
+            <w:pPr>
+              <w:pStyle w:val="NoSpacing"/>
+              <w:spacing w:before="120" w:line="276" w:lineRule="auto"/>
+              <w:jc w:val="center"/>
+              <w:rPr>
+                <w:rFonts w:ascii="TH SarabunIT๙" w:hAnsi="TH SarabunIT๙" w:cs="TH SarabunIT๙"/>
+                <w:noProof/>
+                <w:sz w:val="32"/>
+                <w:szCs w:val="32"/>
+                <w:cs/>
+              </w:rPr>
+            </w:pPr>
+          </w:p>
+        </w:tc>
+        <w:tc>
+          <w:tcPr>
+            <w:tcW w:w="2693" w:type="dxa"/>
+          </w:tcPr>
+          <w:p>
+            <w:pPr>
+              <w:pStyle w:val="NoSpacing"/>
+              <w:spacing w:before="120" w:line="276" w:lineRule="auto"/>
+              <w:rPr>
+                <w:rFonts w:ascii="TH SarabunIT๙" w:hAnsi="TH SarabunIT๙" w:cs="TH SarabunIT๙"/>
+                <w:noProof/>
+                <w:sz w:val="32"/>
+                <w:szCs w:val="32"/>
+                <w:cs/>
+              </w:rPr>
+            </w:pPr>
+            <w:r>
+              <w:rPr>
+                <w:rFonts w:ascii="TH SarabunIT๙" w:hAnsi="TH SarabunIT๙" w:cs="TH SarabunIT๙"/>
+                <w:noProof/>
+                <w:sz w:val="32"/>
+                <w:szCs w:val="32"/>
+                <w:cs/>
+              </w:rPr>
+              <w:t>ผู้จดรายงานการประชุม</w:t>
+            </w:r>
+          </w:p>
+        </w:tc>
+      </w:tr>
+      <w:tr>
+        <w:trPr>
+          <w:jc w:val="center"/>
+        </w:trPr>
+        <w:tc>
+          <w:tcPr>
+            <w:tcW w:w="1321" w:type="dxa"/>
+          </w:tcPr>
+          <w:p>
+            <w:pPr>
+              <w:pStyle w:val="NoSpacing"/>
+              <w:spacing w:before="120" w:line="276" w:lineRule="auto"/>
+              <w:jc w:val="center"/>
+              <w:rPr>
+                <w:rFonts w:ascii="TH SarabunIT๙" w:hAnsi="TH SarabunIT๙" w:cs="TH SarabunIT๙"/>
+                <w:noProof/>
+                <w:sz w:val="32"/>
+                <w:szCs w:val="32"/>
+                <w:cs/>
+              </w:rPr>
+            </w:pPr>
+          </w:p>
+        </w:tc>
+        <w:tc>
+          <w:tcPr>
+            <w:tcW w:w="4296" w:type="dxa"/>
+          </w:tcPr>
+          <w:p>
+            <w:pPr>
+              <w:pStyle w:val="NoSpacing"/>
+              <w:spacing w:before="120" w:line="276" w:lineRule="auto"/>
+              <w:jc w:val="center"/>
+              <w:rPr>
+                <w:rFonts w:ascii="TH SarabunIT๙" w:hAnsi="TH SarabunIT๙" w:cs="TH SarabunIT๙" w:hint="cs"/>
+                <w:noProof/>
+                <w:sz w:val="32"/>
+                <w:szCs w:val="32"/>
+              </w:rPr>
+            </w:pPr>
+            <w:r>
+              <w:rPr>
+                <w:rFonts w:ascii="TH SarabunIT๙" w:hAnsi="TH SarabunIT๙" w:cs="TH SarabunIT๙"/>
+                <w:noProof/>
+                <w:sz w:val="32"/>
+                <w:szCs w:val="32"/>
+                <w:cs/>
+              </w:rPr>
+              <w:t>(</w:t>
+            </w:r>
+            <w:r>
+              <w:rPr>
+                <w:rFonts w:ascii="TH SarabunIT๙" w:hAnsi="TH SarabunIT๙" w:cs="TH SarabunIT๙"/>
+                <w:noProof/>
+                <w:color w:val="000000"/>
+                <w:sz w:val="32"/>
+                <w:szCs w:val="32"/>
+                <w:cs/>
+              </w:rPr>
+              <w:t>[ชื่อผู้จดรายงานการประชุม]</w:t>
+            </w:r>
+          </w:p>
+        </w:tc>
+        <w:tc>
+          <w:tcPr>
+            <w:tcW w:w="2693" w:type="dxa"/>
+          </w:tcPr>
+          <w:p>
+            <w:pPr>
+              <w:pStyle w:val="NoSpacing"/>
+              <w:spacing w:before="120" w:line="276" w:lineRule="auto"/>
+              <w:rPr>
+                <w:rFonts w:ascii="TH SarabunIT๙" w:hAnsi="TH SarabunIT๙" w:cs="TH SarabunIT๙"/>
+                <w:noProof/>
+                <w:sz w:val="32"/>
+                <w:szCs w:val="32"/>
+                <w:cs/>
+              </w:rPr>
+            </w:pPr>
+          </w:p>
+        </w:tc>
+      </w:tr>
+      <w:tr>
+        <w:trPr>
+          <w:jc w:val="center"/>
+        </w:trPr>
+        <w:tc>
+          <w:tcPr>
+            <w:tcW w:w="1321" w:type="dxa"/>
+          </w:tcPr>
+          <w:p>
+            <w:pPr>
+              <w:pStyle w:val="NoSpacing"/>
+              <w:spacing w:before="120" w:line="276" w:lineRule="auto"/>
+              <w:jc w:val="center"/>
+              <w:rPr>
+                <w:rFonts w:ascii="TH SarabunIT๙" w:hAnsi="TH SarabunIT๙" w:cs="TH SarabunIT๙" w:hint="cs"/>
+                <w:noProof/>
+                <w:color w:val="000000"/>
+                <w:sz w:val="32"/>
+                <w:szCs w:val="32"/>
+                <w:cs/>
+              </w:rPr>
+            </w:pPr>
+          </w:p>
+        </w:tc>
+        <w:tc>
+          <w:tcPr>
+            <w:tcW w:w="4296" w:type="dxa"/>
+          </w:tcPr>
+          <w:p>
+            <w:pPr>
+              <w:pStyle w:val="NoSpacing"/>
+              <w:spacing w:before="120" w:line="276" w:lineRule="auto"/>
+              <w:jc w:val="center"/>
+              <w:rPr>
+                <w:rFonts w:ascii="TH SarabunIT๙" w:hAnsi="TH SarabunIT๙" w:cs="TH SarabunIT๙" w:hint="cs"/>
+                <w:noProof/>
+                <w:sz w:val="32"/>
+                <w:szCs w:val="32"/>
+              </w:rPr>
+            </w:pPr>
+            <w:r>
+              <w:rPr>
+                <w:rFonts w:ascii="TH SarabunIT๙" w:hAnsi="TH SarabunIT๙" w:cs="TH SarabunIT๙" w:hint="cs"/>
+                <w:noProof/>
+                <w:color w:val="000000"/>
+                <w:sz w:val="32"/>
+                <w:szCs w:val="32"/>
+                <w:cs/>
+              </w:rPr>
+              <w:t>[ตำแหน่งผู้จดรายงานการประชุม]</w:t>
+            </w:r>
+          </w:p>
+        </w:tc>
+        <w:tc>
+          <w:tcPr>
+            <w:tcW w:w="2693" w:type="dxa"/>
+          </w:tcPr>
+          <w:p>
+            <w:pPr>
+              <w:pStyle w:val="NoSpacing"/>
+              <w:spacing w:before="120" w:line="276" w:lineRule="auto"/>
+              <w:rPr>
+                <w:rFonts w:ascii="TH SarabunIT๙" w:hAnsi="TH SarabunIT๙" w:cs="TH SarabunIT๙" w:hint="cs"/>
+                <w:noProof/>
+                <w:color w:val="000000"/>
+                <w:sz w:val="32"/>
+                <w:szCs w:val="32"/>
+                <w:cs/>
+              </w:rPr>
+            </w:pPr>
+          </w:p>
+        </w:tc>
+      </w:tr>
+      <w:tr>
+        <w:trPr>
+          <w:jc w:val="center"/>
+        </w:trPr>
+        <w:tc>
+          <w:tcPr>
+            <w:tcW w:w="1321" w:type="dxa"/>
+          </w:tcPr>
+          <w:p>
+            <w:pPr>
+              <w:pStyle w:val="NoSpacing"/>
+              <w:spacing w:before="120" w:line="276" w:lineRule="auto"/>
+              <w:jc w:val="center"/>
+              <w:rPr>
+                <w:rFonts w:ascii="TH SarabunIT๙" w:hAnsi="TH SarabunIT๙" w:cs="TH SarabunIT๙" w:hint="cs"/>
+                <w:noProof/>
+                <w:color w:val="000000"/>
+                <w:sz w:val="32"/>
+                <w:szCs w:val="32"/>
+                <w:cs/>
+              </w:rPr>
+            </w:pPr>
+          </w:p>
+        </w:tc>
+        <w:tc>
+          <w:tcPr>
+            <w:tcW w:w="4296" w:type="dxa"/>
+          </w:tcPr>
+          <w:p>
+            <w:pPr>
+              <w:pStyle w:val="NoSpacing"/>
+              <w:spacing w:before="120" w:line="276" w:lineRule="auto"/>
+              <w:jc w:val="center"/>
+              <w:rPr>
+                <w:rFonts w:ascii="TH SarabunIT๙" w:hAnsi="TH SarabunIT๙" w:cs="TH SarabunIT๙" w:hint="cs"/>
+                <w:noProof/>
+                <w:color w:val="000000"/>
+                <w:sz w:val="32"/>
+                <w:szCs w:val="32"/>
+                <w:cs/>
+              </w:rPr>
+            </w:pPr>
+          </w:p>
+        </w:tc>
+        <w:tc>
+          <w:tcPr>
+            <w:tcW w:w="2693" w:type="dxa"/>
+          </w:tcPr>
+          <w:p>
+            <w:pPr>
+              <w:pStyle w:val="NoSpacing"/>
+              <w:spacing w:before="120" w:line="276" w:lineRule="auto"/>
+              <w:rPr>
+                <w:rFonts w:ascii="TH SarabunIT๙" w:hAnsi="TH SarabunIT๙" w:cs="TH SarabunIT๙" w:hint="cs"/>
+                <w:noProof/>
+                <w:color w:val="000000"/>
+                <w:sz w:val="32"/>
+                <w:szCs w:val="32"/>
+                <w:cs/>
+              </w:rPr>
+            </w:pPr>
+          </w:p>
+        </w:tc>
+      </w:tr>
+      <w:tr>
+        <w:trPr>
+          <w:jc w:val="center"/>
+        </w:trPr>
+        <w:tc>
+          <w:tcPr>
+            <w:tcW w:w="1321" w:type="dxa"/>
+          </w:tcPr>
+          <w:p>
+            <w:pPr>
+              <w:pStyle w:val="NoSpacing"/>
+              <w:spacing w:before="120" w:line="276" w:lineRule="auto"/>
+              <w:jc w:val="center"/>
+              <w:rPr>
+                <w:rFonts w:ascii="TH SarabunIT๙" w:hAnsi="TH SarabunIT๙" w:cs="TH SarabunIT๙" w:hint="cs"/>
+                <w:noProof/>
+                <w:color w:val="000000"/>
+                <w:sz w:val="32"/>
+                <w:szCs w:val="32"/>
+                <w:cs/>
+              </w:rPr>
+            </w:pPr>
+            <w:r>
+              <w:rPr>
+                <w:rFonts w:ascii="TH SarabunIT๙" w:hAnsi="TH SarabunIT๙" w:cs="TH SarabunIT๙"/>
+                <w:noProof/>
+                <w:sz w:val="32"/>
+                <w:szCs w:val="32"/>
+                <w:cs/>
+              </w:rPr>
+              <w:t>(ลงชื่อ)</w:t>
+            </w:r>
+          </w:p>
+        </w:tc>
+        <w:tc>
+          <w:tcPr>
+            <w:tcW w:w="4296" w:type="dxa"/>
+          </w:tcPr>
+          <w:p>
+            <w:pPr>
+              <w:pStyle w:val="NoSpacing"/>
+              <w:spacing w:before="120" w:line="276" w:lineRule="auto"/>
+              <w:rPr>
+                <w:rFonts w:ascii="TH SarabunIT๙" w:hAnsi="TH SarabunIT๙" w:cs="TH SarabunIT๙" w:hint="cs"/>
+                <w:noProof/>
+                <w:color w:val="000000"/>
+                <w:sz w:val="32"/>
+                <w:szCs w:val="32"/>
+                <w:cs/>
+              </w:rPr>
+            </w:pPr>
+            <w:r>
+              <w:rPr>
+                <w:rFonts w:ascii="TH SarabunIT๙" w:hAnsi="TH SarabunIT๙" w:cs="TH SarabunIT๙" w:hint="cs"/>
+                <w:noProof/>
+                <w:sz w:val="32"/>
+                <w:szCs w:val="32"/>
+                <w:cs/>
+              </w:rPr>
+              <w:t>ว่าที่ ร.ต.</w:t>
+            </w:r>
+          </w:p>
+        </w:tc>
+        <w:tc>
+          <w:tcPr>
+            <w:tcW w:w="2693" w:type="dxa"/>
+          </w:tcPr>
+          <w:p>
+            <w:pPr>
+              <w:pStyle w:val="NoSpacing"/>
+              <w:spacing w:before="120" w:line="276" w:lineRule="auto"/>
+              <w:rPr>
+                <w:rFonts w:ascii="TH SarabunIT๙" w:hAnsi="TH SarabunIT๙" w:cs="TH SarabunIT๙" w:hint="cs"/>
+                <w:noProof/>
+                <w:color w:val="000000"/>
+                <w:sz w:val="32"/>
+                <w:szCs w:val="32"/>
+                <w:cs/>
+              </w:rPr>
+            </w:pPr>
+            <w:r>
+              <w:rPr>
+                <w:rFonts w:ascii="TH SarabunIT๙" w:hAnsi="TH SarabunIT๙" w:cs="TH SarabunIT๙"/>
+                <w:noProof/>
+                <w:sz w:val="32"/>
+                <w:szCs w:val="32"/>
+                <w:cs/>
+              </w:rPr>
+              <w:t>ผู้</w:t>
+            </w:r>
+            <w:r>
+              <w:rPr>
+                <w:rFonts w:ascii="TH SarabunIT๙" w:hAnsi="TH SarabunIT๙" w:cs="TH SarabunIT๙" w:hint="cs"/>
+                <w:noProof/>
+                <w:sz w:val="32"/>
+                <w:szCs w:val="32"/>
+                <w:cs/>
+              </w:rPr>
+              <w:t>ตรวจ</w:t>
+            </w:r>
+            <w:r>
+              <w:rPr>
+                <w:rFonts w:ascii="TH SarabunIT๙" w:hAnsi="TH SarabunIT๙" w:cs="TH SarabunIT๙"/>
+                <w:noProof/>
+                <w:sz w:val="32"/>
+                <w:szCs w:val="32"/>
+                <w:cs/>
+              </w:rPr>
+              <w:t>รายงานการประชุม</w:t>
+            </w:r>
+          </w:p>
+        </w:tc>
+      </w:tr>
+      <w:tr>
+        <w:trPr>
+          <w:jc w:val="center"/>
+        </w:trPr>
+        <w:tc>
+          <w:tcPr>
+            <w:tcW w:w="1321" w:type="dxa"/>
+          </w:tcPr>
+          <w:p>
+            <w:pPr>
+              <w:pStyle w:val="NoSpacing"/>
+              <w:spacing w:before="120" w:line="276" w:lineRule="auto"/>
+              <w:jc w:val="center"/>
+              <w:rPr>
+                <w:rFonts w:ascii="TH SarabunIT๙" w:hAnsi="TH SarabunIT๙" w:cs="TH SarabunIT๙" w:hint="cs"/>
+                <w:noProof/>
+                <w:color w:val="000000"/>
+                <w:sz w:val="32"/>
+                <w:szCs w:val="32"/>
+                <w:cs/>
+              </w:rPr>
+            </w:pPr>
+          </w:p>
+        </w:tc>
+        <w:tc>
+          <w:tcPr>
+            <w:tcW w:w="4296" w:type="dxa"/>
+          </w:tcPr>
+          <w:p>
+            <w:pPr>
+              <w:pStyle w:val="NoSpacing"/>
+              <w:spacing w:before="120" w:line="276" w:lineRule="auto"/>
+              <w:jc w:val="center"/>
+              <w:rPr>
+                <w:rFonts w:ascii="TH SarabunIT๙" w:hAnsi="TH SarabunIT๙" w:cs="TH SarabunIT๙" w:hint="cs"/>
+                <w:noProof/>
+                <w:color w:val="000000"/>
+                <w:sz w:val="32"/>
+                <w:szCs w:val="32"/>
+                <w:cs/>
+              </w:rPr>
+            </w:pPr>
+            <w:r>
+              <w:rPr>
+                <w:rFonts w:ascii="TH SarabunPSK" w:hAnsi="TH SarabunPSK" w:cs="TH SarabunPSK"/>
+                <w:noProof/>
+                <w:sz w:val="32"/>
+                <w:szCs w:val="32"/>
+                <w:cs/>
+              </w:rPr>
+              <w:t>(</w:t>
+            </w:r>
+            <w:r>
+              <w:rPr>
+                <w:rFonts w:ascii="TH SarabunPSK" w:hAnsi="TH SarabunPSK" w:cs="TH SarabunPSK" w:hint="cs"/>
+                <w:noProof/>
+                <w:color w:val="000000"/>
+                <w:sz w:val="32"/>
+                <w:szCs w:val="32"/>
+                <w:cs/>
+              </w:rPr>
+              <w:t>[ชื่อผู้ตรวจรายงานการประชุม]</w:t>
+            </w:r>
+            <w:r>
+              <w:rPr>
+                <w:rFonts w:ascii="TH SarabunPSK" w:hAnsi="TH SarabunPSK" w:cs="TH SarabunPSK"/>
+                <w:noProof/>
+                <w:sz w:val="32"/>
+                <w:szCs w:val="32"/>
+                <w:cs/>
+              </w:rPr>
+              <w:t>)</w:t>
+            </w:r>
+          </w:p>
+        </w:tc>
+        <w:tc>
+          <w:tcPr>
+            <w:tcW w:w="2693" w:type="dxa"/>
+          </w:tcPr>
+          <w:p>
+            <w:pPr>
+              <w:pStyle w:val="NoSpacing"/>
+              <w:spacing w:before="120" w:line="276" w:lineRule="auto"/>
+              <w:rPr>
+                <w:rFonts w:ascii="TH SarabunIT๙" w:hAnsi="TH SarabunIT๙" w:cs="TH SarabunIT๙" w:hint="cs"/>
+                <w:noProof/>
+                <w:color w:val="000000"/>
+                <w:sz w:val="32"/>
+                <w:szCs w:val="32"/>
+                <w:cs/>
+              </w:rPr>
+            </w:pPr>
+          </w:p>
+        </w:tc>
+      </w:tr>
+      <w:tr>
+        <w:trPr>
+          <w:jc w:val="center"/>
+        </w:trPr>
+        <w:tc>
+          <w:tcPr>
+            <w:tcW w:w="1321" w:type="dxa"/>
+          </w:tcPr>
+          <w:p>
+            <w:pPr>
+              <w:pStyle w:val="NoSpacing"/>
+              <w:spacing w:before="120" w:line="276" w:lineRule="auto"/>
+              <w:jc w:val="center"/>
+              <w:rPr>
+                <w:rFonts w:ascii="TH SarabunIT๙" w:hAnsi="TH SarabunIT๙" w:cs="TH SarabunIT๙" w:hint="cs"/>
+                <w:noProof/>
+                <w:color w:val="000000"/>
+                <w:sz w:val="32"/>
+                <w:szCs w:val="32"/>
+                <w:cs/>
+              </w:rPr>
+            </w:pPr>
+          </w:p>
+        </w:tc>
+        <w:tc>
+          <w:tcPr>
+            <w:tcW w:w="4296" w:type="dxa"/>
+          </w:tcPr>
+          <w:p>
+            <w:pPr>
+              <w:pStyle w:val="NoSpacing"/>
+              <w:spacing w:before="120" w:line="276" w:lineRule="auto"/>
+              <w:jc w:val="center"/>
+              <w:rPr>
+                <w:rFonts w:ascii="TH SarabunIT๙" w:hAnsi="TH SarabunIT๙" w:cs="TH SarabunIT๙" w:hint="cs"/>
+                <w:noProof/>
+                <w:color w:val="000000"/>
+                <w:sz w:val="32"/>
+                <w:szCs w:val="32"/>
+                <w:cs/>
+              </w:rPr>
+            </w:pPr>
+            <w:r>
+              <w:rPr>
+                <w:rFonts w:ascii="TH SarabunPSK" w:hAnsi="TH SarabunPSK" w:cs="TH SarabunPSK" w:hint="cs"/>
+                <w:noProof/>
+                <w:color w:val="000000"/>
+                <w:sz w:val="32"/>
+                <w:szCs w:val="32"/>
+                <w:cs/>
+              </w:rPr>
+              <w:t>[ตำแหน่งผู้ตรวจรายงานการประชุม]</w:t>
+            </w:r>
+          </w:p>
+        </w:tc>
+        <w:tc>
+          <w:tcPr>
+            <w:tcW w:w="2693" w:type="dxa"/>
+          </w:tcPr>
+          <w:p>
+            <w:pPr>
+              <w:pStyle w:val="NoSpacing"/>
+              <w:spacing w:before="120" w:line="276" w:lineRule="auto"/>
+              <w:rPr>
+                <w:rFonts w:ascii="TH SarabunIT๙" w:hAnsi="TH SarabunIT๙" w:cs="TH SarabunIT๙" w:hint="cs"/>
+                <w:noProof/>
+                <w:color w:val="000000"/>
+                <w:sz w:val="32"/>
+                <w:szCs w:val="32"/>
+                <w:cs/>
+              </w:rPr>
+            </w:pPr>
+          </w:p>
+        </w:tc>
+      </w:tr>
+    </w:tbl>
     <w:p>
       <w:pPr>
-        <w:pStyle w:val="NoSpacing"/>
-        <w:spacing w:line="276" w:lineRule="auto"/>
-        <w:rPr>
-          <w:rFonts w:ascii="TH SarabunIT๙" w:hAnsi="TH SarabunIT๙" w:cs="TH SarabunIT๙"/>
-          <w:noProof/>
-          <w:sz w:val="32"/>
-          <w:szCs w:val="32"/>
-        </w:rPr>
-      </w:pPr>
-      <w:r>
-        <w:rPr>
-          <w:rFonts w:ascii="TH SarabunIT๙" w:hAnsi="TH SarabunIT๙" w:cs="TH SarabunIT๙" w:hint="cs"/>
-          <w:noProof/>
-          <w:sz w:val="32"/>
-          <w:szCs w:val="32"/>
-          <w:cs/>
-        </w:rPr>
-        <w:tab/>
-      </w:r>
-      <w:r>
-        <w:rPr>
-          <w:rFonts w:ascii="TH SarabunIT๙" w:hAnsi="TH SarabunIT๙" w:cs="TH SarabunIT๙" w:hint="cs"/>
-          <w:noProof/>
-          <w:sz w:val="32"/>
-          <w:szCs w:val="32"/>
-          <w:cs/>
-        </w:rPr>
-        <w:tab/>
-      </w:r>
-      <w:r>
-        <w:rPr>
-          <w:rFonts w:ascii="TH SarabunIT๙" w:hAnsi="TH SarabunIT๙" w:cs="TH SarabunIT๙" w:hint="cs"/>
-          <w:noProof/>
-          <w:sz w:val="32"/>
-          <w:szCs w:val="32"/>
-          <w:cs/>
-        </w:rPr>
-        <w:tab/>
-      </w:r>
-      <w:r>
-        <w:rPr>
-          <w:rFonts w:ascii="TH SarabunIT๙" w:hAnsi="TH SarabunIT๙" w:cs="TH SarabunIT๙" w:hint="cs"/>
-          <w:noProof/>
-          <w:sz w:val="32"/>
-          <w:szCs w:val="32"/>
-          <w:cs/>
-        </w:rPr>
-        <w:tab/>
-        <w:t xml:space="preserve">           </w:t>
-      </w:r>
-      <w:r>
-        <w:rPr>
-          <w:rFonts w:ascii="TH SarabunIT๙" w:hAnsi="TH SarabunIT๙" w:cs="TH SarabunIT๙" w:hint="cs"/>
-          <w:noProof/>
-          <w:color w:val="000000"/>
-          <w:sz w:val="32"/>
-          <w:szCs w:val="32"/>
-          <w:cs/>
-        </w:rPr>
-        <w:t>[ตำแหน่งผู้จดรายงานการประชุม]</w:t>
-      </w:r>
+        <w:rPr>
+          <w:rFonts w:hint="cs"/>
+        </w:rPr>
+      </w:pPr>
     </w:p>
-    <w:p>
-      <w:pPr>
-        <w:pStyle w:val="NoSpacing"/>
-        <w:spacing w:line="276" w:lineRule="auto"/>
-        <w:rPr>
-          <w:rFonts w:ascii="TH SarabunIT๙" w:hAnsi="TH SarabunIT๙" w:cs="TH SarabunIT๙"/>
-          <w:noProof/>
-          <w:sz w:val="32"/>
-          <w:szCs w:val="32"/>
-        </w:rPr>
-      </w:pPr>
-    </w:p>
-    <w:p>
-      <w:pPr>
-        <w:pStyle w:val="NoSpacing"/>
-        <w:spacing w:line="276" w:lineRule="auto"/>
-        <w:rPr>
-          <w:rFonts w:ascii="TH SarabunIT๙" w:hAnsi="TH SarabunIT๙" w:cs="TH SarabunIT๙"/>
-          <w:noProof/>
-          <w:sz w:val="32"/>
-          <w:szCs w:val="32"/>
-        </w:rPr>
-      </w:pPr>
-      <w:r>
-        <w:rPr>
-          <w:rFonts w:ascii="TH SarabunIT๙" w:hAnsi="TH SarabunIT๙" w:cs="TH SarabunIT๙" w:hint="cs"/>
-          <w:noProof/>
-          <w:sz w:val="32"/>
-          <w:szCs w:val="32"/>
-          <w:cs/>
-        </w:rPr>
-        <w:tab/>
-      </w:r>
-      <w:r>
-        <w:rPr>
-          <w:rFonts w:ascii="TH SarabunIT๙" w:hAnsi="TH SarabunIT๙" w:cs="TH SarabunIT๙" w:hint="cs"/>
-          <w:noProof/>
-          <w:sz w:val="32"/>
-          <w:szCs w:val="32"/>
-          <w:cs/>
-        </w:rPr>
-        <w:tab/>
-      </w:r>
-      <w:r>
-        <w:rPr>
-          <w:rFonts w:ascii="TH SarabunIT๙" w:hAnsi="TH SarabunIT๙" w:cs="TH SarabunIT๙" w:hint="cs"/>
-          <w:noProof/>
-          <w:sz w:val="32"/>
-          <w:szCs w:val="32"/>
-          <w:cs/>
-        </w:rPr>
-        <w:tab/>
-      </w:r>
-      <w:r>
-        <w:rPr>
-          <w:rFonts w:ascii="TH SarabunIT๙" w:hAnsi="TH SarabunIT๙" w:cs="TH SarabunIT๙" w:hint="cs"/>
-          <w:noProof/>
-          <w:sz w:val="32"/>
-          <w:szCs w:val="32"/>
-          <w:cs/>
-        </w:rPr>
-        <w:tab/>
-      </w:r>
-      <w:r>
-        <w:rPr>
-          <w:rFonts w:ascii="TH SarabunIT๙" w:hAnsi="TH SarabunIT๙" w:cs="TH SarabunIT๙"/>
-          <w:noProof/>
-          <w:sz w:val="32"/>
-          <w:szCs w:val="32"/>
-          <w:cs/>
-        </w:rPr>
-        <w:t>(ลงชื่อ)...</w:t>
-      </w:r>
-      <w:r>
-        <w:rPr>
-          <w:rFonts w:ascii="TH SarabunIT๙" w:hAnsi="TH SarabunIT๙" w:cs="TH SarabunIT๙" w:hint="cs"/>
-          <w:noProof/>
-          <w:sz w:val="32"/>
-          <w:szCs w:val="32"/>
-          <w:cs/>
-        </w:rPr>
-        <w:t xml:space="preserve">ว่าที่ ร.ต. </w:t>
-      </w:r>
-      <w:r>
-        <w:rPr>
-          <w:rFonts w:ascii="TH SarabunIT๙" w:hAnsi="TH SarabunIT๙" w:cs="TH SarabunIT๙"/>
-          <w:noProof/>
-          <w:sz w:val="32"/>
-          <w:szCs w:val="32"/>
-          <w:cs/>
-        </w:rPr>
-        <w:t>...............................ผู้</w:t>
-      </w:r>
-      <w:r>
-        <w:rPr>
-          <w:rFonts w:ascii="TH SarabunIT๙" w:hAnsi="TH SarabunIT๙" w:cs="TH SarabunIT๙" w:hint="cs"/>
-          <w:noProof/>
-          <w:sz w:val="32"/>
-          <w:szCs w:val="32"/>
-          <w:cs/>
-        </w:rPr>
-        <w:t>ตรวจ</w:t>
-      </w:r>
-      <w:r>
-        <w:rPr>
-          <w:rFonts w:ascii="TH SarabunIT๙" w:hAnsi="TH SarabunIT๙" w:cs="TH SarabunIT๙"/>
-          <w:noProof/>
-          <w:sz w:val="32"/>
-          <w:szCs w:val="32"/>
-          <w:cs/>
-        </w:rPr>
-        <w:t>รายงานการประชุม</w:t>
-      </w:r>
-    </w:p>
-    <w:p>
-      <w:pPr>
-        <w:pStyle w:val="NoSpacing"/>
-        <w:spacing w:line="276" w:lineRule="auto"/>
-        <w:rPr>
-          <w:rFonts w:ascii="TH SarabunPSK" w:hAnsi="TH SarabunPSK" w:cs="TH SarabunPSK"/>
-          <w:noProof/>
-          <w:sz w:val="32"/>
-          <w:szCs w:val="32"/>
-        </w:rPr>
-      </w:pPr>
-      <w:r>
-        <w:rPr>
-          <w:rFonts w:ascii="TH SarabunPSK" w:hAnsi="TH SarabunPSK" w:cs="TH SarabunPSK"/>
-          <w:noProof/>
-          <w:sz w:val="32"/>
-          <w:szCs w:val="32"/>
-          <w:cs/>
-        </w:rPr>
-        <w:tab/>
-      </w:r>
-      <w:r>
-        <w:rPr>
-          <w:rFonts w:ascii="TH SarabunPSK" w:hAnsi="TH SarabunPSK" w:cs="TH SarabunPSK"/>
-          <w:noProof/>
-          <w:sz w:val="32"/>
-          <w:szCs w:val="32"/>
-          <w:cs/>
-        </w:rPr>
-        <w:tab/>
-      </w:r>
-      <w:r>
-        <w:rPr>
-          <w:rFonts w:ascii="TH SarabunPSK" w:hAnsi="TH SarabunPSK" w:cs="TH SarabunPSK"/>
-          <w:noProof/>
-          <w:sz w:val="32"/>
-          <w:szCs w:val="32"/>
-          <w:cs/>
-        </w:rPr>
-        <w:tab/>
-      </w:r>
-      <w:r>
-        <w:rPr>
-          <w:rFonts w:ascii="TH SarabunPSK" w:hAnsi="TH SarabunPSK" w:cs="TH SarabunPSK"/>
-          <w:noProof/>
-          <w:sz w:val="32"/>
-          <w:szCs w:val="32"/>
-          <w:cs/>
-        </w:rPr>
-        <w:tab/>
-        <w:t xml:space="preserve">          </w:t>
-      </w:r>
-      <w:r>
-        <w:rPr>
-          <w:rFonts w:ascii="TH SarabunPSK" w:hAnsi="TH SarabunPSK" w:cs="TH SarabunPSK" w:hint="cs"/>
-          <w:noProof/>
-          <w:sz w:val="32"/>
-          <w:szCs w:val="32"/>
-          <w:cs/>
-        </w:rPr>
-        <w:t xml:space="preserve">      </w:t>
-      </w:r>
-      <w:r>
-        <w:rPr>
-          <w:rFonts w:ascii="TH SarabunPSK" w:hAnsi="TH SarabunPSK" w:cs="TH SarabunPSK"/>
-          <w:noProof/>
-          <w:sz w:val="32"/>
-          <w:szCs w:val="32"/>
-          <w:cs/>
-        </w:rPr>
-        <w:t>(</w:t>
-      </w:r>
-      <w:r>
-        <w:rPr>
-          <w:rFonts w:ascii="TH SarabunPSK" w:hAnsi="TH SarabunPSK" w:cs="TH SarabunPSK" w:hint="cs"/>
-          <w:noProof/>
-          <w:color w:val="000000"/>
-          <w:sz w:val="32"/>
-          <w:szCs w:val="32"/>
-          <w:cs/>
-        </w:rPr>
-        <w:t>[ชื่อผู้ตรวจรายงานการประชุม]</w:t>
-      </w:r>
-      <w:r>
-        <w:rPr>
-          <w:rFonts w:ascii="TH SarabunPSK" w:hAnsi="TH SarabunPSK" w:cs="TH SarabunPSK"/>
-          <w:noProof/>
-          <w:sz w:val="32"/>
-          <w:szCs w:val="32"/>
-          <w:cs/>
-        </w:rPr>
-        <w:t>)</w:t>
-      </w:r>
-    </w:p>
-    <w:p>
-      <w:r>
-        <w:rPr>
-          <w:rFonts w:ascii="TH SarabunPSK" w:hAnsi="TH SarabunPSK" w:cs="TH SarabunPSK"/>
-          <w:noProof/>
-          <w:sz w:val="32"/>
-          <w:szCs w:val="32"/>
-          <w:cs/>
-        </w:rPr>
-        <w:tab/>
-      </w:r>
-      <w:r>
-        <w:rPr>
-          <w:rFonts w:ascii="TH SarabunPSK" w:hAnsi="TH SarabunPSK" w:cs="TH SarabunPSK"/>
-          <w:noProof/>
-          <w:sz w:val="32"/>
-          <w:szCs w:val="32"/>
-          <w:cs/>
-        </w:rPr>
-        <w:tab/>
-      </w:r>
-      <w:r>
-        <w:rPr>
-          <w:rFonts w:ascii="TH SarabunPSK" w:hAnsi="TH SarabunPSK" w:cs="TH SarabunPSK"/>
-          <w:noProof/>
-          <w:sz w:val="32"/>
-          <w:szCs w:val="32"/>
-          <w:cs/>
-        </w:rPr>
-        <w:tab/>
-      </w:r>
-      <w:r>
-        <w:rPr>
-          <w:rFonts w:ascii="TH SarabunPSK" w:hAnsi="TH SarabunPSK" w:cs="TH SarabunPSK"/>
-          <w:noProof/>
-          <w:sz w:val="32"/>
-          <w:szCs w:val="32"/>
-          <w:cs/>
-        </w:rPr>
-        <w:tab/>
-        <w:t xml:space="preserve"> </w:t>
-      </w:r>
-      <w:r>
-        <w:rPr>
-          <w:rFonts w:ascii="TH SarabunPSK" w:hAnsi="TH SarabunPSK" w:cs="TH SarabunPSK"/>
-          <w:noProof/>
-          <w:sz w:val="32"/>
-          <w:szCs w:val="32"/>
-          <w:cs/>
-        </w:rPr>
-        <w:t xml:space="preserve">            </w:t>
-      </w:r>
-      <w:r>
-        <w:rPr>
-          <w:rFonts w:ascii="TH SarabunPSK" w:hAnsi="TH SarabunPSK" w:cs="TH SarabunPSK" w:hint="cs"/>
-          <w:noProof/>
-          <w:sz w:val="32"/>
-          <w:szCs w:val="32"/>
-          <w:cs/>
-        </w:rPr>
-        <w:t xml:space="preserve"> </w:t>
-      </w:r>
-      <w:r>
-        <w:rPr>
-          <w:rFonts w:ascii="TH SarabunPSK" w:hAnsi="TH SarabunPSK" w:cs="TH SarabunPSK" w:hint="cs"/>
-          <w:noProof/>
-          <w:color w:val="000000"/>
-          <w:sz w:val="32"/>
-          <w:szCs w:val="32"/>
-          <w:cs/>
-        </w:rPr>
-        <w:t>[ตำแหน่งผู้ตรวจรายงานการประชุม]</w:t>
-      </w:r>
-    </w:p>
-    <w:p/>
-    <w:p/>
-    <w:p/>
-    <w:p/>
     <w:sectPr>
       <w:headerReference w:type="default" r:id="rId8"/>
       <w:pgSz w:w="11906" w:h="16838"/>
@@ -2866,6 +2961,7 @@
   <w:style w:type="character" w:default="1" w:styleId="DefaultParagraphFont">
     <w:name w:val="Default Paragraph Font"/>
     <w:uiPriority w:val="1"/>
+    <w:semiHidden/>
     <w:unhideWhenUsed/>
   </w:style>
   <w:style w:type="table" w:default="1" w:styleId="TableNormal">
@@ -2987,6 +3083,25 @@
       <w:sz w:val="28"/>
       <w:szCs w:val="35"/>
     </w:rPr>
+  </w:style>
+  <w:style w:type="table" w:styleId="TableGrid">
+    <w:name w:val="Table Grid"/>
+    <w:basedOn w:val="TableNormal"/>
+    <w:uiPriority w:val="59"/>
+    <w:rsid w:val="00D1355B"/>
+    <w:pPr>
+      <w:spacing w:after="0" w:line="240" w:lineRule="auto"/>
+    </w:pPr>
+    <w:tblPr>
+      <w:tblBorders>
+        <w:top w:val="single" w:sz="4" w:space="0" w:color="auto"/>
+        <w:left w:val="single" w:sz="4" w:space="0" w:color="auto"/>
+        <w:bottom w:val="single" w:sz="4" w:space="0" w:color="auto"/>
+        <w:right w:val="single" w:sz="4" w:space="0" w:color="auto"/>
+        <w:insideH w:val="single" w:sz="4" w:space="0" w:color="auto"/>
+        <w:insideV w:val="single" w:sz="4" w:space="0" w:color="auto"/>
+      </w:tblBorders>
+    </w:tblPr>
   </w:style>
 </w:styles>
 </file>
